--- a/revised/Manuscript_MISQ_Format_Final.docx
+++ b/revised/Manuscript_MISQ_Format_Final.docx
@@ -155,7 +155,16 @@
         <w:pStyle w:val="BodyText"/>
       </w:pPr>
       <w:r>
-        <w:t xml:space="preserve">The answer to RQ3 is that release probabilities respond to the volume of user issues but not distinguishably to bug reports as such. With non-bug issues held fixed, one standard deviation more bug reports in the previous week raises the log-odds of a release by 0.26 (wild cluster bootstrap p = 0.01), a response of about the same size as that to non-bug issues (0.22), and the additional response to bug reports at a given total volume is positive but not significant (0.19; wild cluster bootstrap p = 0.18). Releases show no detectable response to 38 upstream model launches, although release notes often mention a new model after its launch, which suggests that the content of releases responds while their timing does not. </w:t>
+        <w:t xml:space="preserve">The answer to RQ3 is that release probabilities respond to the volume of user issues but not distinguishably to bug reports as such. With non-bug issues held fixed, one standard deviation more bug reports in the previous week raises the log-odds of a release by 0.26 (wild cluster bootstrap p = 0.01), </w:t>
+      </w:r>
+      <w:r>
+        <w:rPr>
+          <w:highlight w:val="yellow"/>
+        </w:rPr>
+        <w:t xml:space="preserve">a response of about the same size as that to non-bug issues (0.22)</w:t>
+      </w:r>
+      <w:r>
+        <w:t xml:space="preserve">, and the additional response to bug reports at a given total volume is positive but not significant (0.19; wild cluster bootstrap p = 0.18). Releases show no detectable response to 38 upstream model launches, although release notes often mention a new model after its launch, which suggests that the content of releases responds while their timing does not. </w:t>
       </w:r>
     </w:p>
     <w:p>
@@ -748,7 +757,7 @@
         <w:t xml:space="preserve">cγμa</w:t>
       </w:r>
       <w:r>
-        <w:t xml:space="preserve"> per week, grows with age. A maintainer who weighs this cost against the cost of refreshing, subject to week-to-week noise in costs or attention, therefore refreshes with a probability that rises with age. This rising hazard is the signature of state dependence. Appendix A shows that the refresh probability is non-decreasing in drift in a discounted dynamic version of the model with unobserved payoff shocks (Rust 1987), and that the comparative statics of the threshold agree in direction numerically.</w:t>
+        <w:t xml:space="preserve"> per week, grows with age. A maintainer who weighs this cost against the cost of refreshing, subject to week-to-week noise in costs or attention, therefore refreshes with a probability that rises with age. This rising hazard is the signature of state dependence. Appendix A shows that the refresh probability is non-decreasing in drift in a discounted dynamic version of the model with unobserved payoff shocks (Rust 1987).</w:t>
       </w:r>
     </w:p>
     <w:p>
@@ -5412,7 +5421,16 @@
         <w:t xml:space="preserve">Equivalence tests.</w:t>
       </w:r>
       <w:r>
-        <w:t xml:space="preserve"> Because several of our results are null, for each of them we report a two one-sided test (TOST) p-value against a smallest effect of interest, the smallest bound at which equivalence would hold at the 5 percent level (the absolute estimate plus 1.645 standard errors), and the minimum detectable effect at 80 percent power (2.8 standard errors). The smallest effects of interest are a 2 percent weekly increase in the bug rate (RQ1); a log-odds of 0.25 per standard deviation of bug reports (RQ3), which is about the size of the response to non-bug issues that the data detect (Section 5.3); and 5 percentage points for upstream launches, about one eighth of the pre-launch release rate. These bounds are anchored to the data and are not independent of them, which is why the smallest bound for equivalence is reported as well and readers can apply their own.</w:t>
+        <w:t xml:space="preserve"> Because several of our results are null, for each of them we report a two one-sided test (TOST) p-value against a smallest effect of interest, the smallest bound at which equivalence would hold at the 5 percent level (the absolute estimate plus 1.645 standard errors), and the minimum detectable effect at 80 percent power (2.8 standard errors). The smallest effects of interest are a 2 percent weekly increase in the bug rate (RQ1); a log-odds of 0.25 per standard deviation of bug reports (RQ3), </w:t>
+      </w:r>
+      <w:r>
+        <w:rPr>
+          <w:highlight w:val="yellow"/>
+        </w:rPr>
+        <w:t xml:space="preserve">which is about the size of the response to non-bug issues that the data detect (Section 5.3)</w:t>
+      </w:r>
+      <w:r>
+        <w:t xml:space="preserve">; and 5 percentage points for upstream launches, about one eighth of the pre-launch release rate. These bounds are anchored to the data and are not independent of them, which is why the smallest bound for equivalence is reported as well and readers can apply their own.</w:t>
       </w:r>
     </w:p>
     <w:p>
@@ -5585,7 +5603,16 @@
         <w:pStyle w:val="FirstParagraph"/>
       </w:pPr>
       <w:r>
-        <w:t xml:space="preserve">Releases respond to the volume of user issues. With non-bug issues held fixed, one standard deviation more bug reports (in logs) in the previous week raises the log-odds of a release by 0.261 (clustered standard error 0.095; p = 0.01; wild cluster bootstrap p = 0.01). The point estimate on non-bug issues in the same model is 0.220, close to that on bug reports, so releases follow the overall flow of user reports at least as much as they follow defects. The three-week average of bug reports gives 0.332 (0.108; wild cluster bootstrap p = 0.01), and the three lags entered separately give 0.184, 0.096, and 0.055.</w:t>
+        <w:t xml:space="preserve">Releases respond to the volume of user issues. With non-bug issues held fixed, one standard deviation more bug reports (in logs) in the previous week raises the log-odds of a release by 0.261 (clustered standard error 0.095; p = 0.01; wild cluster bootstrap p = 0.01). </w:t>
+      </w:r>
+      <w:r>
+        <w:rPr>
+          <w:highlight w:val="yellow"/>
+        </w:rPr>
+        <w:t xml:space="preserve">The point estimate on non-bug issues in the same model is 0.220, close to that on bug reports, so releases follow the overall flow of user reports at least as much as they follow defects.</w:t>
+      </w:r>
+      <w:r>
+        <w:t xml:space="preserve"> The three-week average of bug reports gives 0.332 (0.108; wild cluster bootstrap p = 0.01), and the three lags entered separately give 0.184, 0.096, and 0.055.</w:t>
       </w:r>
     </w:p>
     <w:p>
@@ -6048,7 +6075,7 @@
         <w:t xml:space="preserve">x</w:t>
       </w:r>
       <w:r>
-        <w:t xml:space="preserve">, so the refresh probability is non-decreasing in drift. Over a wide range of parameter values, the optimal drift threshold is increasing in the refresh cost and in the speed of drift and decreasing in the discount factor, as the tables below show. These comparative statics are numerical regularities and not proved results. For the refresh cost and the speed of drift they agree in direction with the closed-form threshold </w:t>
+        <w:t xml:space="preserve">, so the refresh probability is non-decreasing in drift. The comparative statics of the threshold in the refresh cost and in the speed of drift are those of the closed-form threshold </w:t>
       </w:r>
       <w:r>
         <w:rPr>
@@ -6058,1171 +6085,11 @@
         <w:t xml:space="preserve">x</w:t>
       </w:r>
       <w:r>
-        <w:t xml:space="preserve">* of Section 3.2, which approximates the undiscounted case.</w:t>
-      </w:r>
-    </w:p>
-    <w:p>
-      <w:pPr>
-        <w:pStyle w:val="TableCaption"/>
-      </w:pPr>
-      <w:r>
-        <w:t xml:space="preserve">Table A1. Optimal drift threshold by refresh cost (other parameters as in Section 3.5)</w:t>
-      </w:r>
-    </w:p>
-    <w:tbl>
-      <w:tblPr>
-        <w:tblStyle w:val="Table"/>
-        <w:tblW w:w="7920" w:type="dxa"/>
-        <w:jc w:val="left"/>
-        <w:tblInd w:w="108" w:type="dxa"/>
-        <w:tblLayout w:type="fixed"/>
-        <w:tblCellMar>
-          <w:top w:w="0" w:type="dxa"/>
-          <w:left w:w="108" w:type="dxa"/>
-          <w:bottom w:w="0" w:type="dxa"/>
-          <w:right w:w="108" w:type="dxa"/>
-        </w:tblCellMar>
-        <w:tblLook w:val="0020" w:noHBand="0" w:noVBand="0" w:firstColumn="0" w:lastRow="0" w:lastColumn="0" w:firstRow="1"/>
-      </w:tblPr>
-      <w:tblGrid>
-        <w:gridCol w:w="1320"/>
-        <w:gridCol w:w="1319"/>
-        <w:gridCol w:w="1321"/>
-        <w:gridCol w:w="1320"/>
-        <w:gridCol w:w="1319"/>
-        <w:gridCol w:w="1320"/>
-      </w:tblGrid>
-      <w:tr>
-        <w:trPr>
-          <w:tblHeader w:val="true"/>
-        </w:trPr>
-        <w:tc>
-          <w:tcPr>
-            <w:tcW w:w="1320" w:type="dxa"/>
-            <w:tcBorders>
-              <w:bottom w:val="single" w:sz="6" w:space="0" w:color="000000"/>
-            </w:tcBorders>
-            <w:vAlign w:val="bottom"/>
-          </w:tcPr>
-          <w:p>
-            <w:pPr>
-              <w:pStyle w:val="Compact"/>
-              <w:widowControl/>
-              <w:spacing w:before="20" w:after="20"/>
-              <w:jc w:val="left"/>
-              <w:rPr>
-                <w:rFonts w:ascii="Times New Roman" w:hAnsi="Times New Roman" w:eastAsia="Times New Roman" w:cs="Times New Roman"/>
-                <w:kern w:val="0"/>
-                <w:sz w:val="20"/>
-                <w:szCs w:val="20"/>
-                <w:lang w:val="en-US" w:eastAsia="en-US" w:bidi="ar-SA"/>
-              </w:rPr>
-            </w:pPr>
-            <w:r>
-              <w:rPr>
-                <w:rFonts w:eastAsia="Times New Roman" w:cs="Times New Roman"/>
-                <w:kern w:val="0"/>
-                <w:sz w:val="20"/>
-                <w:szCs w:val="20"/>
-                <w:lang w:val="en-US" w:eastAsia="en-US" w:bidi="ar-SA"/>
-              </w:rPr>
-              <w:t xml:space="preserve">Refresh cost </w:t>
-            </w:r>
-            <w:r>
-              <w:rPr>
-                <w:rFonts w:eastAsia="Times New Roman" w:cs="Times New Roman"/>
-                <w:i/>
-                <w:iCs/>
-                <w:kern w:val="0"/>
-                <w:sz w:val="20"/>
-                <w:szCs w:val="20"/>
-                <w:lang w:val="en-US" w:eastAsia="en-US" w:bidi="ar-SA"/>
-              </w:rPr>
-              <w:t>RC</w:t>
-            </w:r>
-          </w:p>
-        </w:tc>
-        <w:tc>
-          <w:tcPr>
-            <w:tcW w:w="1319" w:type="dxa"/>
-            <w:tcBorders>
-              <w:bottom w:val="single" w:sz="6" w:space="0" w:color="000000"/>
-            </w:tcBorders>
-            <w:vAlign w:val="bottom"/>
-          </w:tcPr>
-          <w:p>
-            <w:pPr>
-              <w:pStyle w:val="Compact"/>
-              <w:widowControl/>
-              <w:spacing w:before="20" w:after="20"/>
-              <w:jc w:val="left"/>
-              <w:rPr>
-                <w:rFonts w:ascii="Times New Roman" w:hAnsi="Times New Roman" w:eastAsia="Times New Roman" w:cs="Times New Roman"/>
-                <w:kern w:val="0"/>
-                <w:sz w:val="20"/>
-                <w:szCs w:val="20"/>
-                <w:lang w:val="en-US" w:eastAsia="en-US" w:bidi="ar-SA"/>
-              </w:rPr>
-            </w:pPr>
-            <w:r>
-              <w:rPr>
-                <w:rFonts w:eastAsia="Times New Roman" w:cs="Times New Roman"/>
-                <w:kern w:val="0"/>
-                <w:sz w:val="20"/>
-                <w:szCs w:val="20"/>
-                <w:lang w:val="en-US" w:eastAsia="en-US" w:bidi="ar-SA"/>
-              </w:rPr>
-              <w:t>10</w:t>
-            </w:r>
-          </w:p>
-        </w:tc>
-        <w:tc>
-          <w:tcPr>
-            <w:tcW w:w="1321" w:type="dxa"/>
-            <w:tcBorders>
-              <w:bottom w:val="single" w:sz="6" w:space="0" w:color="000000"/>
-            </w:tcBorders>
-            <w:vAlign w:val="bottom"/>
-          </w:tcPr>
-          <w:p>
-            <w:pPr>
-              <w:pStyle w:val="Compact"/>
-              <w:widowControl/>
-              <w:spacing w:before="20" w:after="20"/>
-              <w:jc w:val="left"/>
-              <w:rPr>
-                <w:rFonts w:ascii="Times New Roman" w:hAnsi="Times New Roman" w:eastAsia="Times New Roman" w:cs="Times New Roman"/>
-                <w:kern w:val="0"/>
-                <w:sz w:val="20"/>
-                <w:szCs w:val="20"/>
-                <w:lang w:val="en-US" w:eastAsia="en-US" w:bidi="ar-SA"/>
-              </w:rPr>
-            </w:pPr>
-            <w:r>
-              <w:rPr>
-                <w:rFonts w:eastAsia="Times New Roman" w:cs="Times New Roman"/>
-                <w:kern w:val="0"/>
-                <w:sz w:val="20"/>
-                <w:szCs w:val="20"/>
-                <w:lang w:val="en-US" w:eastAsia="en-US" w:bidi="ar-SA"/>
-              </w:rPr>
-              <w:t>20</w:t>
-            </w:r>
-          </w:p>
-        </w:tc>
-        <w:tc>
-          <w:tcPr>
-            <w:tcW w:w="1320" w:type="dxa"/>
-            <w:tcBorders>
-              <w:bottom w:val="single" w:sz="6" w:space="0" w:color="000000"/>
-            </w:tcBorders>
-            <w:vAlign w:val="bottom"/>
-          </w:tcPr>
-          <w:p>
-            <w:pPr>
-              <w:pStyle w:val="Compact"/>
-              <w:widowControl/>
-              <w:spacing w:before="20" w:after="20"/>
-              <w:jc w:val="left"/>
-              <w:rPr>
-                <w:rFonts w:ascii="Times New Roman" w:hAnsi="Times New Roman" w:eastAsia="Times New Roman" w:cs="Times New Roman"/>
-                <w:kern w:val="0"/>
-                <w:sz w:val="20"/>
-                <w:szCs w:val="20"/>
-                <w:lang w:val="en-US" w:eastAsia="en-US" w:bidi="ar-SA"/>
-              </w:rPr>
-            </w:pPr>
-            <w:r>
-              <w:rPr>
-                <w:rFonts w:eastAsia="Times New Roman" w:cs="Times New Roman"/>
-                <w:kern w:val="0"/>
-                <w:sz w:val="20"/>
-                <w:szCs w:val="20"/>
-                <w:lang w:val="en-US" w:eastAsia="en-US" w:bidi="ar-SA"/>
-              </w:rPr>
-              <w:t>40</w:t>
-            </w:r>
-          </w:p>
-        </w:tc>
-        <w:tc>
-          <w:tcPr>
-            <w:tcW w:w="1319" w:type="dxa"/>
-            <w:tcBorders>
-              <w:bottom w:val="single" w:sz="6" w:space="0" w:color="000000"/>
-            </w:tcBorders>
-            <w:vAlign w:val="bottom"/>
-          </w:tcPr>
-          <w:p>
-            <w:pPr>
-              <w:pStyle w:val="Compact"/>
-              <w:widowControl/>
-              <w:spacing w:before="20" w:after="20"/>
-              <w:jc w:val="left"/>
-              <w:rPr>
-                <w:rFonts w:ascii="Times New Roman" w:hAnsi="Times New Roman" w:eastAsia="Times New Roman" w:cs="Times New Roman"/>
-                <w:kern w:val="0"/>
-                <w:sz w:val="20"/>
-                <w:szCs w:val="20"/>
-                <w:lang w:val="en-US" w:eastAsia="en-US" w:bidi="ar-SA"/>
-              </w:rPr>
-            </w:pPr>
-            <w:r>
-              <w:rPr>
-                <w:rFonts w:eastAsia="Times New Roman" w:cs="Times New Roman"/>
-                <w:kern w:val="0"/>
-                <w:sz w:val="20"/>
-                <w:szCs w:val="20"/>
-                <w:lang w:val="en-US" w:eastAsia="en-US" w:bidi="ar-SA"/>
-              </w:rPr>
-              <w:t>80</w:t>
-            </w:r>
-          </w:p>
-        </w:tc>
-        <w:tc>
-          <w:tcPr>
-            <w:tcW w:w="1320" w:type="dxa"/>
-            <w:tcBorders>
-              <w:bottom w:val="single" w:sz="6" w:space="0" w:color="000000"/>
-            </w:tcBorders>
-            <w:vAlign w:val="bottom"/>
-          </w:tcPr>
-          <w:p>
-            <w:pPr>
-              <w:pStyle w:val="Compact"/>
-              <w:widowControl/>
-              <w:spacing w:before="20" w:after="20"/>
-              <w:jc w:val="left"/>
-              <w:rPr>
-                <w:rFonts w:ascii="Times New Roman" w:hAnsi="Times New Roman" w:eastAsia="Times New Roman" w:cs="Times New Roman"/>
-                <w:kern w:val="0"/>
-                <w:sz w:val="20"/>
-                <w:szCs w:val="20"/>
-                <w:lang w:val="en-US" w:eastAsia="en-US" w:bidi="ar-SA"/>
-              </w:rPr>
-            </w:pPr>
-            <w:r>
-              <w:rPr>
-                <w:rFonts w:eastAsia="Times New Roman" w:cs="Times New Roman"/>
-                <w:kern w:val="0"/>
-                <w:sz w:val="20"/>
-                <w:szCs w:val="20"/>
-                <w:lang w:val="en-US" w:eastAsia="en-US" w:bidi="ar-SA"/>
-              </w:rPr>
-              <w:t>160</w:t>
-            </w:r>
-          </w:p>
-        </w:tc>
-      </w:tr>
-      <w:tr>
-        <w:trPr/>
-        <w:tc>
-          <w:tcPr>
-            <w:tcW w:w="1320" w:type="dxa"/>
-            <w:tcBorders>
-              <w:top w:val="single" w:sz="4" w:space="0" w:color="BBBBBB"/>
-            </w:tcBorders>
-          </w:tcPr>
-          <w:p>
-            <w:pPr>
-              <w:pStyle w:val="Compact"/>
-              <w:widowControl/>
-              <w:spacing w:before="20" w:after="20"/>
-              <w:jc w:val="left"/>
-              <w:rPr>
-                <w:rFonts w:ascii="Times New Roman" w:hAnsi="Times New Roman" w:eastAsia="Times New Roman" w:cs="Times New Roman"/>
-                <w:kern w:val="0"/>
-                <w:sz w:val="20"/>
-                <w:szCs w:val="20"/>
-                <w:lang w:val="en-US" w:eastAsia="en-US" w:bidi="ar-SA"/>
-              </w:rPr>
-            </w:pPr>
-            <w:r>
-              <w:rPr>
-                <w:rFonts w:eastAsia="Times New Roman" w:cs="Times New Roman"/>
-                <w:kern w:val="0"/>
-                <w:sz w:val="20"/>
-                <w:szCs w:val="20"/>
-                <w:lang w:val="en-US" w:eastAsia="en-US" w:bidi="ar-SA"/>
-              </w:rPr>
-              <w:t>Optimal drift threshold</w:t>
-            </w:r>
-          </w:p>
-        </w:tc>
-        <w:tc>
-          <w:tcPr>
-            <w:tcW w:w="1319" w:type="dxa"/>
-            <w:tcBorders>
-              <w:top w:val="single" w:sz="4" w:space="0" w:color="BBBBBB"/>
-            </w:tcBorders>
-          </w:tcPr>
-          <w:p>
-            <w:pPr>
-              <w:pStyle w:val="Compact"/>
-              <w:widowControl/>
-              <w:spacing w:before="20" w:after="20"/>
-              <w:jc w:val="left"/>
-              <w:rPr>
-                <w:rFonts w:ascii="Times New Roman" w:hAnsi="Times New Roman" w:eastAsia="Times New Roman" w:cs="Times New Roman"/>
-                <w:kern w:val="0"/>
-                <w:sz w:val="20"/>
-                <w:szCs w:val="20"/>
-                <w:lang w:val="en-US" w:eastAsia="en-US" w:bidi="ar-SA"/>
-              </w:rPr>
-            </w:pPr>
-            <w:r>
-              <w:rPr>
-                <w:rFonts w:eastAsia="Times New Roman" w:cs="Times New Roman"/>
-                <w:kern w:val="0"/>
-                <w:sz w:val="20"/>
-                <w:szCs w:val="20"/>
-                <w:lang w:val="en-US" w:eastAsia="en-US" w:bidi="ar-SA"/>
-              </w:rPr>
-              <w:t>7</w:t>
-            </w:r>
-          </w:p>
-        </w:tc>
-        <w:tc>
-          <w:tcPr>
-            <w:tcW w:w="1321" w:type="dxa"/>
-            <w:tcBorders>
-              <w:top w:val="single" w:sz="4" w:space="0" w:color="BBBBBB"/>
-            </w:tcBorders>
-          </w:tcPr>
-          <w:p>
-            <w:pPr>
-              <w:pStyle w:val="Compact"/>
-              <w:widowControl/>
-              <w:spacing w:before="20" w:after="20"/>
-              <w:jc w:val="left"/>
-              <w:rPr>
-                <w:rFonts w:ascii="Times New Roman" w:hAnsi="Times New Roman" w:eastAsia="Times New Roman" w:cs="Times New Roman"/>
-                <w:kern w:val="0"/>
-                <w:sz w:val="20"/>
-                <w:szCs w:val="20"/>
-                <w:lang w:val="en-US" w:eastAsia="en-US" w:bidi="ar-SA"/>
-              </w:rPr>
-            </w:pPr>
-            <w:r>
-              <w:rPr>
-                <w:rFonts w:eastAsia="Times New Roman" w:cs="Times New Roman"/>
-                <w:kern w:val="0"/>
-                <w:sz w:val="20"/>
-                <w:szCs w:val="20"/>
-                <w:lang w:val="en-US" w:eastAsia="en-US" w:bidi="ar-SA"/>
-              </w:rPr>
-              <w:t>10</w:t>
-            </w:r>
-          </w:p>
-        </w:tc>
-        <w:tc>
-          <w:tcPr>
-            <w:tcW w:w="1320" w:type="dxa"/>
-            <w:tcBorders>
-              <w:top w:val="single" w:sz="4" w:space="0" w:color="BBBBBB"/>
-            </w:tcBorders>
-          </w:tcPr>
-          <w:p>
-            <w:pPr>
-              <w:pStyle w:val="Compact"/>
-              <w:widowControl/>
-              <w:spacing w:before="20" w:after="20"/>
-              <w:jc w:val="left"/>
-              <w:rPr>
-                <w:rFonts w:ascii="Times New Roman" w:hAnsi="Times New Roman" w:eastAsia="Times New Roman" w:cs="Times New Roman"/>
-                <w:kern w:val="0"/>
-                <w:sz w:val="20"/>
-                <w:szCs w:val="20"/>
-                <w:lang w:val="en-US" w:eastAsia="en-US" w:bidi="ar-SA"/>
-              </w:rPr>
-            </w:pPr>
-            <w:r>
-              <w:rPr>
-                <w:rFonts w:eastAsia="Times New Roman" w:cs="Times New Roman"/>
-                <w:kern w:val="0"/>
-                <w:sz w:val="20"/>
-                <w:szCs w:val="20"/>
-                <w:lang w:val="en-US" w:eastAsia="en-US" w:bidi="ar-SA"/>
-              </w:rPr>
-              <w:t>14</w:t>
-            </w:r>
-          </w:p>
-        </w:tc>
-        <w:tc>
-          <w:tcPr>
-            <w:tcW w:w="1319" w:type="dxa"/>
-            <w:tcBorders>
-              <w:top w:val="single" w:sz="4" w:space="0" w:color="BBBBBB"/>
-            </w:tcBorders>
-          </w:tcPr>
-          <w:p>
-            <w:pPr>
-              <w:pStyle w:val="Compact"/>
-              <w:widowControl/>
-              <w:spacing w:before="20" w:after="20"/>
-              <w:jc w:val="left"/>
-              <w:rPr>
-                <w:rFonts w:ascii="Times New Roman" w:hAnsi="Times New Roman" w:eastAsia="Times New Roman" w:cs="Times New Roman"/>
-                <w:kern w:val="0"/>
-                <w:sz w:val="20"/>
-                <w:szCs w:val="20"/>
-                <w:lang w:val="en-US" w:eastAsia="en-US" w:bidi="ar-SA"/>
-              </w:rPr>
-            </w:pPr>
-            <w:r>
-              <w:rPr>
-                <w:rFonts w:eastAsia="Times New Roman" w:cs="Times New Roman"/>
-                <w:kern w:val="0"/>
-                <w:sz w:val="20"/>
-                <w:szCs w:val="20"/>
-                <w:lang w:val="en-US" w:eastAsia="en-US" w:bidi="ar-SA"/>
-              </w:rPr>
-              <w:t>21</w:t>
-            </w:r>
-          </w:p>
-        </w:tc>
-        <w:tc>
-          <w:tcPr>
-            <w:tcW w:w="1320" w:type="dxa"/>
-            <w:tcBorders>
-              <w:top w:val="single" w:sz="4" w:space="0" w:color="BBBBBB"/>
-            </w:tcBorders>
-          </w:tcPr>
-          <w:p>
-            <w:pPr>
-              <w:pStyle w:val="Compact"/>
-              <w:widowControl/>
-              <w:spacing w:before="20" w:after="20"/>
-              <w:jc w:val="left"/>
-              <w:rPr>
-                <w:rFonts w:ascii="Times New Roman" w:hAnsi="Times New Roman" w:eastAsia="Times New Roman" w:cs="Times New Roman"/>
-                <w:kern w:val="0"/>
-                <w:sz w:val="20"/>
-                <w:szCs w:val="20"/>
-                <w:lang w:val="en-US" w:eastAsia="en-US" w:bidi="ar-SA"/>
-              </w:rPr>
-            </w:pPr>
-            <w:r>
-              <w:rPr>
-                <w:rFonts w:eastAsia="Times New Roman" w:cs="Times New Roman"/>
-                <w:kern w:val="0"/>
-                <w:sz w:val="20"/>
-                <w:szCs w:val="20"/>
-                <w:lang w:val="en-US" w:eastAsia="en-US" w:bidi="ar-SA"/>
-              </w:rPr>
-              <w:t>32</w:t>
-            </w:r>
-          </w:p>
-        </w:tc>
-      </w:tr>
-    </w:tbl>
+        <w:t xml:space="preserve">* in Section 3.2, which approximates the undiscounted case. We do not derive the effect of the discount factor here.</w:t>
+      </w:r>
+    </w:p>
     <w:p/>
-    <w:p>
-      <w:pPr>
-        <w:pStyle w:val="TableCaption"/>
-      </w:pPr>
-      <w:r>
-        <w:t xml:space="preserve">Table A2. Optimal drift threshold by drift speed (other parameters as in Section 3.5)</w:t>
-      </w:r>
-    </w:p>
-    <w:tbl>
-      <w:tblPr>
-        <w:tblStyle w:val="Table"/>
-        <w:tblW w:w="7920" w:type="dxa"/>
-        <w:jc w:val="left"/>
-        <w:tblInd w:w="108" w:type="dxa"/>
-        <w:tblLayout w:type="fixed"/>
-        <w:tblCellMar>
-          <w:top w:w="0" w:type="dxa"/>
-          <w:left w:w="108" w:type="dxa"/>
-          <w:bottom w:w="0" w:type="dxa"/>
-          <w:right w:w="108" w:type="dxa"/>
-        </w:tblCellMar>
-        <w:tblLook w:val="0020" w:noHBand="0" w:noVBand="0" w:firstColumn="0" w:lastRow="0" w:lastColumn="0" w:firstRow="1"/>
-      </w:tblPr>
-      <w:tblGrid>
-        <w:gridCol w:w="1584"/>
-        <w:gridCol w:w="1584"/>
-        <w:gridCol w:w="1584"/>
-        <w:gridCol w:w="1584"/>
-        <w:gridCol w:w="1584"/>
-      </w:tblGrid>
-      <w:tr>
-        <w:trPr>
-          <w:tblHeader w:val="true"/>
-        </w:trPr>
-        <w:tc>
-          <w:tcPr>
-            <w:tcW w:w="1584" w:type="dxa"/>
-            <w:tcBorders>
-              <w:bottom w:val="single" w:sz="6" w:space="0" w:color="000000"/>
-            </w:tcBorders>
-            <w:vAlign w:val="bottom"/>
-          </w:tcPr>
-          <w:p>
-            <w:pPr>
-              <w:pStyle w:val="Compact"/>
-              <w:widowControl/>
-              <w:spacing w:before="20" w:after="20"/>
-              <w:jc w:val="left"/>
-              <w:rPr>
-                <w:rFonts w:ascii="Times New Roman" w:hAnsi="Times New Roman" w:eastAsia="Times New Roman" w:cs="Times New Roman"/>
-                <w:kern w:val="0"/>
-                <w:sz w:val="20"/>
-                <w:szCs w:val="20"/>
-                <w:lang w:val="en-US" w:eastAsia="en-US" w:bidi="ar-SA"/>
-              </w:rPr>
-            </w:pPr>
-            <w:r>
-              <w:rPr>
-                <w:rFonts w:eastAsia="Times New Roman" w:cs="Times New Roman"/>
-                <w:kern w:val="0"/>
-                <w:sz w:val="20"/>
-                <w:szCs w:val="20"/>
-                <w:lang w:val="en-US" w:eastAsia="en-US" w:bidi="ar-SA"/>
-              </w:rPr>
-              <w:t xml:space="preserve">Drift speed </w:t>
-            </w:r>
-            <w:r>
-              <w:rPr>
-                <w:rFonts w:eastAsia="Times New Roman" w:cs="Times New Roman"/>
-                <w:i/>
-                <w:iCs/>
-                <w:kern w:val="0"/>
-                <w:sz w:val="20"/>
-                <w:szCs w:val="20"/>
-                <w:lang w:val="en-US" w:eastAsia="en-US" w:bidi="ar-SA"/>
-              </w:rPr>
-              <w:t>μ</w:t>
-            </w:r>
-          </w:p>
-        </w:tc>
-        <w:tc>
-          <w:tcPr>
-            <w:tcW w:w="1584" w:type="dxa"/>
-            <w:tcBorders>
-              <w:bottom w:val="single" w:sz="6" w:space="0" w:color="000000"/>
-            </w:tcBorders>
-            <w:vAlign w:val="bottom"/>
-          </w:tcPr>
-          <w:p>
-            <w:pPr>
-              <w:pStyle w:val="Compact"/>
-              <w:widowControl/>
-              <w:spacing w:before="20" w:after="20"/>
-              <w:jc w:val="left"/>
-              <w:rPr>
-                <w:rFonts w:ascii="Times New Roman" w:hAnsi="Times New Roman" w:eastAsia="Times New Roman" w:cs="Times New Roman"/>
-                <w:kern w:val="0"/>
-                <w:sz w:val="20"/>
-                <w:szCs w:val="20"/>
-                <w:lang w:val="en-US" w:eastAsia="en-US" w:bidi="ar-SA"/>
-              </w:rPr>
-            </w:pPr>
-            <w:r>
-              <w:rPr>
-                <w:rFonts w:eastAsia="Times New Roman" w:cs="Times New Roman"/>
-                <w:kern w:val="0"/>
-                <w:sz w:val="20"/>
-                <w:szCs w:val="20"/>
-                <w:lang w:val="en-US" w:eastAsia="en-US" w:bidi="ar-SA"/>
-              </w:rPr>
-              <w:t>0.5</w:t>
-            </w:r>
-          </w:p>
-        </w:tc>
-        <w:tc>
-          <w:tcPr>
-            <w:tcW w:w="1584" w:type="dxa"/>
-            <w:tcBorders>
-              <w:bottom w:val="single" w:sz="6" w:space="0" w:color="000000"/>
-            </w:tcBorders>
-            <w:vAlign w:val="bottom"/>
-          </w:tcPr>
-          <w:p>
-            <w:pPr>
-              <w:pStyle w:val="Compact"/>
-              <w:widowControl/>
-              <w:spacing w:before="20" w:after="20"/>
-              <w:jc w:val="left"/>
-              <w:rPr>
-                <w:rFonts w:ascii="Times New Roman" w:hAnsi="Times New Roman" w:eastAsia="Times New Roman" w:cs="Times New Roman"/>
-                <w:kern w:val="0"/>
-                <w:sz w:val="20"/>
-                <w:szCs w:val="20"/>
-                <w:lang w:val="en-US" w:eastAsia="en-US" w:bidi="ar-SA"/>
-              </w:rPr>
-            </w:pPr>
-            <w:r>
-              <w:rPr>
-                <w:rFonts w:eastAsia="Times New Roman" w:cs="Times New Roman"/>
-                <w:kern w:val="0"/>
-                <w:sz w:val="20"/>
-                <w:szCs w:val="20"/>
-                <w:lang w:val="en-US" w:eastAsia="en-US" w:bidi="ar-SA"/>
-              </w:rPr>
-              <w:t>1.0</w:t>
-            </w:r>
-          </w:p>
-        </w:tc>
-        <w:tc>
-          <w:tcPr>
-            <w:tcW w:w="1584" w:type="dxa"/>
-            <w:tcBorders>
-              <w:bottom w:val="single" w:sz="6" w:space="0" w:color="000000"/>
-            </w:tcBorders>
-            <w:vAlign w:val="bottom"/>
-          </w:tcPr>
-          <w:p>
-            <w:pPr>
-              <w:pStyle w:val="Compact"/>
-              <w:widowControl/>
-              <w:spacing w:before="20" w:after="20"/>
-              <w:jc w:val="left"/>
-              <w:rPr>
-                <w:rFonts w:ascii="Times New Roman" w:hAnsi="Times New Roman" w:eastAsia="Times New Roman" w:cs="Times New Roman"/>
-                <w:kern w:val="0"/>
-                <w:sz w:val="20"/>
-                <w:szCs w:val="20"/>
-                <w:lang w:val="en-US" w:eastAsia="en-US" w:bidi="ar-SA"/>
-              </w:rPr>
-            </w:pPr>
-            <w:r>
-              <w:rPr>
-                <w:rFonts w:eastAsia="Times New Roman" w:cs="Times New Roman"/>
-                <w:kern w:val="0"/>
-                <w:sz w:val="20"/>
-                <w:szCs w:val="20"/>
-                <w:lang w:val="en-US" w:eastAsia="en-US" w:bidi="ar-SA"/>
-              </w:rPr>
-              <w:t>1.5</w:t>
-            </w:r>
-          </w:p>
-        </w:tc>
-        <w:tc>
-          <w:tcPr>
-            <w:tcW w:w="1584" w:type="dxa"/>
-            <w:tcBorders>
-              <w:bottom w:val="single" w:sz="6" w:space="0" w:color="000000"/>
-            </w:tcBorders>
-            <w:vAlign w:val="bottom"/>
-          </w:tcPr>
-          <w:p>
-            <w:pPr>
-              <w:pStyle w:val="Compact"/>
-              <w:widowControl/>
-              <w:spacing w:before="20" w:after="20"/>
-              <w:jc w:val="left"/>
-              <w:rPr>
-                <w:rFonts w:ascii="Times New Roman" w:hAnsi="Times New Roman" w:eastAsia="Times New Roman" w:cs="Times New Roman"/>
-                <w:kern w:val="0"/>
-                <w:sz w:val="20"/>
-                <w:szCs w:val="20"/>
-                <w:lang w:val="en-US" w:eastAsia="en-US" w:bidi="ar-SA"/>
-              </w:rPr>
-            </w:pPr>
-            <w:r>
-              <w:rPr>
-                <w:rFonts w:eastAsia="Times New Roman" w:cs="Times New Roman"/>
-                <w:kern w:val="0"/>
-                <w:sz w:val="20"/>
-                <w:szCs w:val="20"/>
-                <w:lang w:val="en-US" w:eastAsia="en-US" w:bidi="ar-SA"/>
-              </w:rPr>
-              <w:t>2.0</w:t>
-            </w:r>
-          </w:p>
-        </w:tc>
-      </w:tr>
-      <w:tr>
-        <w:trPr/>
-        <w:tc>
-          <w:tcPr>
-            <w:tcW w:w="1584" w:type="dxa"/>
-            <w:tcBorders>
-              <w:top w:val="single" w:sz="4" w:space="0" w:color="BBBBBB"/>
-            </w:tcBorders>
-          </w:tcPr>
-          <w:p>
-            <w:pPr>
-              <w:pStyle w:val="Compact"/>
-              <w:widowControl/>
-              <w:spacing w:before="20" w:after="20"/>
-              <w:jc w:val="left"/>
-              <w:rPr>
-                <w:rFonts w:ascii="Times New Roman" w:hAnsi="Times New Roman" w:eastAsia="Times New Roman" w:cs="Times New Roman"/>
-                <w:kern w:val="0"/>
-                <w:sz w:val="20"/>
-                <w:szCs w:val="20"/>
-                <w:lang w:val="en-US" w:eastAsia="en-US" w:bidi="ar-SA"/>
-              </w:rPr>
-            </w:pPr>
-            <w:r>
-              <w:rPr>
-                <w:rFonts w:eastAsia="Times New Roman" w:cs="Times New Roman"/>
-                <w:kern w:val="0"/>
-                <w:sz w:val="20"/>
-                <w:szCs w:val="20"/>
-                <w:lang w:val="en-US" w:eastAsia="en-US" w:bidi="ar-SA"/>
-              </w:rPr>
-              <w:t>Optimal drift threshold</w:t>
-            </w:r>
-          </w:p>
-        </w:tc>
-        <w:tc>
-          <w:tcPr>
-            <w:tcW w:w="1584" w:type="dxa"/>
-            <w:tcBorders>
-              <w:top w:val="single" w:sz="4" w:space="0" w:color="BBBBBB"/>
-            </w:tcBorders>
-          </w:tcPr>
-          <w:p>
-            <w:pPr>
-              <w:pStyle w:val="Compact"/>
-              <w:widowControl/>
-              <w:spacing w:before="20" w:after="20"/>
-              <w:jc w:val="left"/>
-              <w:rPr>
-                <w:rFonts w:ascii="Times New Roman" w:hAnsi="Times New Roman" w:eastAsia="Times New Roman" w:cs="Times New Roman"/>
-                <w:kern w:val="0"/>
-                <w:sz w:val="20"/>
-                <w:szCs w:val="20"/>
-                <w:lang w:val="en-US" w:eastAsia="en-US" w:bidi="ar-SA"/>
-              </w:rPr>
-            </w:pPr>
-            <w:r>
-              <w:rPr>
-                <w:rFonts w:eastAsia="Times New Roman" w:cs="Times New Roman"/>
-                <w:kern w:val="0"/>
-                <w:sz w:val="20"/>
-                <w:szCs w:val="20"/>
-                <w:lang w:val="en-US" w:eastAsia="en-US" w:bidi="ar-SA"/>
-              </w:rPr>
-              <w:t>11</w:t>
-            </w:r>
-          </w:p>
-        </w:tc>
-        <w:tc>
-          <w:tcPr>
-            <w:tcW w:w="1584" w:type="dxa"/>
-            <w:tcBorders>
-              <w:top w:val="single" w:sz="4" w:space="0" w:color="BBBBBB"/>
-            </w:tcBorders>
-          </w:tcPr>
-          <w:p>
-            <w:pPr>
-              <w:pStyle w:val="Compact"/>
-              <w:widowControl/>
-              <w:spacing w:before="20" w:after="20"/>
-              <w:jc w:val="left"/>
-              <w:rPr>
-                <w:rFonts w:ascii="Times New Roman" w:hAnsi="Times New Roman" w:eastAsia="Times New Roman" w:cs="Times New Roman"/>
-                <w:kern w:val="0"/>
-                <w:sz w:val="20"/>
-                <w:szCs w:val="20"/>
-                <w:lang w:val="en-US" w:eastAsia="en-US" w:bidi="ar-SA"/>
-              </w:rPr>
-            </w:pPr>
-            <w:r>
-              <w:rPr>
-                <w:rFonts w:eastAsia="Times New Roman" w:cs="Times New Roman"/>
-                <w:kern w:val="0"/>
-                <w:sz w:val="20"/>
-                <w:szCs w:val="20"/>
-                <w:lang w:val="en-US" w:eastAsia="en-US" w:bidi="ar-SA"/>
-              </w:rPr>
-              <w:t>14</w:t>
-            </w:r>
-          </w:p>
-        </w:tc>
-        <w:tc>
-          <w:tcPr>
-            <w:tcW w:w="1584" w:type="dxa"/>
-            <w:tcBorders>
-              <w:top w:val="single" w:sz="4" w:space="0" w:color="BBBBBB"/>
-            </w:tcBorders>
-          </w:tcPr>
-          <w:p>
-            <w:pPr>
-              <w:pStyle w:val="Compact"/>
-              <w:widowControl/>
-              <w:spacing w:before="20" w:after="20"/>
-              <w:jc w:val="left"/>
-              <w:rPr>
-                <w:rFonts w:ascii="Times New Roman" w:hAnsi="Times New Roman" w:eastAsia="Times New Roman" w:cs="Times New Roman"/>
-                <w:kern w:val="0"/>
-                <w:sz w:val="20"/>
-                <w:szCs w:val="20"/>
-                <w:lang w:val="en-US" w:eastAsia="en-US" w:bidi="ar-SA"/>
-              </w:rPr>
-            </w:pPr>
-            <w:r>
-              <w:rPr>
-                <w:rFonts w:eastAsia="Times New Roman" w:cs="Times New Roman"/>
-                <w:kern w:val="0"/>
-                <w:sz w:val="20"/>
-                <w:szCs w:val="20"/>
-                <w:lang w:val="en-US" w:eastAsia="en-US" w:bidi="ar-SA"/>
-              </w:rPr>
-              <w:t>17</w:t>
-            </w:r>
-          </w:p>
-        </w:tc>
-        <w:tc>
-          <w:tcPr>
-            <w:tcW w:w="1584" w:type="dxa"/>
-            <w:tcBorders>
-              <w:top w:val="single" w:sz="4" w:space="0" w:color="BBBBBB"/>
-            </w:tcBorders>
-          </w:tcPr>
-          <w:p>
-            <w:pPr>
-              <w:pStyle w:val="Compact"/>
-              <w:widowControl/>
-              <w:spacing w:before="20" w:after="20"/>
-              <w:jc w:val="left"/>
-              <w:rPr>
-                <w:rFonts w:ascii="Times New Roman" w:hAnsi="Times New Roman" w:eastAsia="Times New Roman" w:cs="Times New Roman"/>
-                <w:kern w:val="0"/>
-                <w:sz w:val="20"/>
-                <w:szCs w:val="20"/>
-                <w:lang w:val="en-US" w:eastAsia="en-US" w:bidi="ar-SA"/>
-              </w:rPr>
-            </w:pPr>
-            <w:r>
-              <w:rPr>
-                <w:rFonts w:eastAsia="Times New Roman" w:cs="Times New Roman"/>
-                <w:kern w:val="0"/>
-                <w:sz w:val="20"/>
-                <w:szCs w:val="20"/>
-                <w:lang w:val="en-US" w:eastAsia="en-US" w:bidi="ar-SA"/>
-              </w:rPr>
-              <w:t>19</w:t>
-            </w:r>
-          </w:p>
-        </w:tc>
-      </w:tr>
-    </w:tbl>
     <w:p/>
-    <w:p>
-      <w:pPr>
-        <w:pStyle w:val="TableCaption"/>
-      </w:pPr>
-      <w:r>
-        <w:t xml:space="preserve">Table A3. Optimal drift threshold by discount factor (other parameters as in Section 3.5)</w:t>
-      </w:r>
-    </w:p>
-    <w:tbl>
-      <w:tblPr>
-        <w:tblStyle w:val="Table"/>
-        <w:tblW w:w="7920" w:type="dxa"/>
-        <w:jc w:val="left"/>
-        <w:tblInd w:w="108" w:type="dxa"/>
-        <w:tblLayout w:type="fixed"/>
-        <w:tblCellMar>
-          <w:top w:w="0" w:type="dxa"/>
-          <w:left w:w="108" w:type="dxa"/>
-          <w:bottom w:w="0" w:type="dxa"/>
-          <w:right w:w="108" w:type="dxa"/>
-        </w:tblCellMar>
-        <w:tblLook w:val="0020" w:noHBand="0" w:noVBand="0" w:firstColumn="0" w:lastRow="0" w:lastColumn="0" w:firstRow="1"/>
-      </w:tblPr>
-      <w:tblGrid>
-        <w:gridCol w:w="1980"/>
-        <w:gridCol w:w="1980"/>
-        <w:gridCol w:w="1980"/>
-        <w:gridCol w:w="1979"/>
-      </w:tblGrid>
-      <w:tr>
-        <w:trPr>
-          <w:tblHeader w:val="true"/>
-        </w:trPr>
-        <w:tc>
-          <w:tcPr>
-            <w:tcW w:w="1980" w:type="dxa"/>
-            <w:tcBorders>
-              <w:bottom w:val="single" w:sz="6" w:space="0" w:color="000000"/>
-            </w:tcBorders>
-            <w:vAlign w:val="bottom"/>
-          </w:tcPr>
-          <w:p>
-            <w:pPr>
-              <w:pStyle w:val="Compact"/>
-              <w:widowControl/>
-              <w:spacing w:before="20" w:after="20"/>
-              <w:jc w:val="left"/>
-              <w:rPr>
-                <w:rFonts w:ascii="Times New Roman" w:hAnsi="Times New Roman" w:eastAsia="Times New Roman" w:cs="Times New Roman"/>
-                <w:kern w:val="0"/>
-                <w:sz w:val="20"/>
-                <w:szCs w:val="20"/>
-                <w:lang w:val="en-US" w:eastAsia="en-US" w:bidi="ar-SA"/>
-              </w:rPr>
-            </w:pPr>
-            <w:r>
-              <w:rPr>
-                <w:rFonts w:eastAsia="Times New Roman" w:cs="Times New Roman"/>
-                <w:kern w:val="0"/>
-                <w:sz w:val="20"/>
-                <w:szCs w:val="20"/>
-                <w:lang w:val="en-US" w:eastAsia="en-US" w:bidi="ar-SA"/>
-              </w:rPr>
-              <w:t xml:space="preserve">Discount factor </w:t>
-            </w:r>
-            <w:r>
-              <w:rPr>
-                <w:rFonts w:eastAsia="Times New Roman" w:cs="Times New Roman"/>
-                <w:i/>
-                <w:iCs/>
-                <w:kern w:val="0"/>
-                <w:sz w:val="20"/>
-                <w:szCs w:val="20"/>
-                <w:lang w:val="en-US" w:eastAsia="en-US" w:bidi="ar-SA"/>
-              </w:rPr>
-              <w:t>β</w:t>
-            </w:r>
-          </w:p>
-        </w:tc>
-        <w:tc>
-          <w:tcPr>
-            <w:tcW w:w="1980" w:type="dxa"/>
-            <w:tcBorders>
-              <w:bottom w:val="single" w:sz="6" w:space="0" w:color="000000"/>
-            </w:tcBorders>
-            <w:vAlign w:val="bottom"/>
-          </w:tcPr>
-          <w:p>
-            <w:pPr>
-              <w:pStyle w:val="Compact"/>
-              <w:widowControl/>
-              <w:spacing w:before="20" w:after="20"/>
-              <w:jc w:val="left"/>
-              <w:rPr>
-                <w:rFonts w:ascii="Times New Roman" w:hAnsi="Times New Roman" w:eastAsia="Times New Roman" w:cs="Times New Roman"/>
-                <w:kern w:val="0"/>
-                <w:sz w:val="20"/>
-                <w:szCs w:val="20"/>
-                <w:lang w:val="en-US" w:eastAsia="en-US" w:bidi="ar-SA"/>
-              </w:rPr>
-            </w:pPr>
-            <w:r>
-              <w:rPr>
-                <w:rFonts w:eastAsia="Times New Roman" w:cs="Times New Roman"/>
-                <w:kern w:val="0"/>
-                <w:sz w:val="20"/>
-                <w:szCs w:val="20"/>
-                <w:lang w:val="en-US" w:eastAsia="en-US" w:bidi="ar-SA"/>
-              </w:rPr>
-              <w:t>0.90</w:t>
-            </w:r>
-          </w:p>
-        </w:tc>
-        <w:tc>
-          <w:tcPr>
-            <w:tcW w:w="1980" w:type="dxa"/>
-            <w:tcBorders>
-              <w:bottom w:val="single" w:sz="6" w:space="0" w:color="000000"/>
-            </w:tcBorders>
-            <w:vAlign w:val="bottom"/>
-          </w:tcPr>
-          <w:p>
-            <w:pPr>
-              <w:pStyle w:val="Compact"/>
-              <w:widowControl/>
-              <w:spacing w:before="20" w:after="20"/>
-              <w:jc w:val="left"/>
-              <w:rPr>
-                <w:rFonts w:ascii="Times New Roman" w:hAnsi="Times New Roman" w:eastAsia="Times New Roman" w:cs="Times New Roman"/>
-                <w:kern w:val="0"/>
-                <w:sz w:val="20"/>
-                <w:szCs w:val="20"/>
-                <w:lang w:val="en-US" w:eastAsia="en-US" w:bidi="ar-SA"/>
-              </w:rPr>
-            </w:pPr>
-            <w:r>
-              <w:rPr>
-                <w:rFonts w:eastAsia="Times New Roman" w:cs="Times New Roman"/>
-                <w:kern w:val="0"/>
-                <w:sz w:val="20"/>
-                <w:szCs w:val="20"/>
-                <w:lang w:val="en-US" w:eastAsia="en-US" w:bidi="ar-SA"/>
-              </w:rPr>
-              <w:t>0.95</w:t>
-            </w:r>
-          </w:p>
-        </w:tc>
-        <w:tc>
-          <w:tcPr>
-            <w:tcW w:w="1979" w:type="dxa"/>
-            <w:tcBorders>
-              <w:bottom w:val="single" w:sz="6" w:space="0" w:color="000000"/>
-            </w:tcBorders>
-            <w:vAlign w:val="bottom"/>
-          </w:tcPr>
-          <w:p>
-            <w:pPr>
-              <w:pStyle w:val="Compact"/>
-              <w:widowControl/>
-              <w:spacing w:before="20" w:after="20"/>
-              <w:jc w:val="left"/>
-              <w:rPr>
-                <w:rFonts w:ascii="Times New Roman" w:hAnsi="Times New Roman" w:eastAsia="Times New Roman" w:cs="Times New Roman"/>
-                <w:kern w:val="0"/>
-                <w:sz w:val="20"/>
-                <w:szCs w:val="20"/>
-                <w:lang w:val="en-US" w:eastAsia="en-US" w:bidi="ar-SA"/>
-              </w:rPr>
-            </w:pPr>
-            <w:r>
-              <w:rPr>
-                <w:rFonts w:eastAsia="Times New Roman" w:cs="Times New Roman"/>
-                <w:kern w:val="0"/>
-                <w:sz w:val="20"/>
-                <w:szCs w:val="20"/>
-                <w:lang w:val="en-US" w:eastAsia="en-US" w:bidi="ar-SA"/>
-              </w:rPr>
-              <w:t>0.99</w:t>
-            </w:r>
-          </w:p>
-        </w:tc>
-      </w:tr>
-      <w:tr>
-        <w:trPr/>
-        <w:tc>
-          <w:tcPr>
-            <w:tcW w:w="1980" w:type="dxa"/>
-            <w:tcBorders>
-              <w:top w:val="single" w:sz="4" w:space="0" w:color="BBBBBB"/>
-            </w:tcBorders>
-          </w:tcPr>
-          <w:p>
-            <w:pPr>
-              <w:pStyle w:val="Compact"/>
-              <w:widowControl/>
-              <w:spacing w:before="20" w:after="20"/>
-              <w:jc w:val="left"/>
-              <w:rPr>
-                <w:rFonts w:ascii="Times New Roman" w:hAnsi="Times New Roman" w:eastAsia="Times New Roman" w:cs="Times New Roman"/>
-                <w:kern w:val="0"/>
-                <w:sz w:val="20"/>
-                <w:szCs w:val="20"/>
-                <w:lang w:val="en-US" w:eastAsia="en-US" w:bidi="ar-SA"/>
-              </w:rPr>
-            </w:pPr>
-            <w:r>
-              <w:rPr>
-                <w:rFonts w:eastAsia="Times New Roman" w:cs="Times New Roman"/>
-                <w:kern w:val="0"/>
-                <w:sz w:val="20"/>
-                <w:szCs w:val="20"/>
-                <w:lang w:val="en-US" w:eastAsia="en-US" w:bidi="ar-SA"/>
-              </w:rPr>
-              <w:t>Optimal drift threshold</w:t>
-            </w:r>
-          </w:p>
-        </w:tc>
-        <w:tc>
-          <w:tcPr>
-            <w:tcW w:w="1980" w:type="dxa"/>
-            <w:tcBorders>
-              <w:top w:val="single" w:sz="4" w:space="0" w:color="BBBBBB"/>
-            </w:tcBorders>
-          </w:tcPr>
-          <w:p>
-            <w:pPr>
-              <w:pStyle w:val="Compact"/>
-              <w:widowControl/>
-              <w:spacing w:before="20" w:after="20"/>
-              <w:jc w:val="left"/>
-              <w:rPr>
-                <w:rFonts w:ascii="Times New Roman" w:hAnsi="Times New Roman" w:eastAsia="Times New Roman" w:cs="Times New Roman"/>
-                <w:kern w:val="0"/>
-                <w:sz w:val="20"/>
-                <w:szCs w:val="20"/>
-                <w:lang w:val="en-US" w:eastAsia="en-US" w:bidi="ar-SA"/>
-              </w:rPr>
-            </w:pPr>
-            <w:r>
-              <w:rPr>
-                <w:rFonts w:eastAsia="Times New Roman" w:cs="Times New Roman"/>
-                <w:kern w:val="0"/>
-                <w:sz w:val="20"/>
-                <w:szCs w:val="20"/>
-                <w:lang w:val="en-US" w:eastAsia="en-US" w:bidi="ar-SA"/>
-              </w:rPr>
-              <w:t>16</w:t>
-            </w:r>
-          </w:p>
-        </w:tc>
-        <w:tc>
-          <w:tcPr>
-            <w:tcW w:w="1980" w:type="dxa"/>
-            <w:tcBorders>
-              <w:top w:val="single" w:sz="4" w:space="0" w:color="BBBBBB"/>
-            </w:tcBorders>
-          </w:tcPr>
-          <w:p>
-            <w:pPr>
-              <w:pStyle w:val="Compact"/>
-              <w:widowControl/>
-              <w:spacing w:before="20" w:after="20"/>
-              <w:jc w:val="left"/>
-              <w:rPr>
-                <w:rFonts w:ascii="Times New Roman" w:hAnsi="Times New Roman" w:eastAsia="Times New Roman" w:cs="Times New Roman"/>
-                <w:kern w:val="0"/>
-                <w:sz w:val="20"/>
-                <w:szCs w:val="20"/>
-                <w:lang w:val="en-US" w:eastAsia="en-US" w:bidi="ar-SA"/>
-              </w:rPr>
-            </w:pPr>
-            <w:r>
-              <w:rPr>
-                <w:rFonts w:eastAsia="Times New Roman" w:cs="Times New Roman"/>
-                <w:kern w:val="0"/>
-                <w:sz w:val="20"/>
-                <w:szCs w:val="20"/>
-                <w:lang w:val="en-US" w:eastAsia="en-US" w:bidi="ar-SA"/>
-              </w:rPr>
-              <w:t>14</w:t>
-            </w:r>
-          </w:p>
-        </w:tc>
-        <w:tc>
-          <w:tcPr>
-            <w:tcW w:w="1979" w:type="dxa"/>
-            <w:tcBorders>
-              <w:top w:val="single" w:sz="4" w:space="0" w:color="BBBBBB"/>
-            </w:tcBorders>
-          </w:tcPr>
-          <w:p>
-            <w:pPr>
-              <w:pStyle w:val="Compact"/>
-              <w:widowControl/>
-              <w:spacing w:before="20" w:after="20"/>
-              <w:jc w:val="left"/>
-              <w:rPr>
-                <w:rFonts w:ascii="Times New Roman" w:hAnsi="Times New Roman" w:eastAsia="Times New Roman" w:cs="Times New Roman"/>
-                <w:kern w:val="0"/>
-                <w:sz w:val="20"/>
-                <w:szCs w:val="20"/>
-                <w:lang w:val="en-US" w:eastAsia="en-US" w:bidi="ar-SA"/>
-              </w:rPr>
-            </w:pPr>
-            <w:r>
-              <w:rPr>
-                <w:rFonts w:eastAsia="Times New Roman" w:cs="Times New Roman"/>
-                <w:kern w:val="0"/>
-                <w:sz w:val="20"/>
-                <w:szCs w:val="20"/>
-                <w:lang w:val="en-US" w:eastAsia="en-US" w:bidi="ar-SA"/>
-              </w:rPr>
-              <w:t>13</w:t>
-            </w:r>
-            <w:bookmarkStart w:id="27" w:name="X9c2d2319a2c40fad0b893d6b242d542108da474"/>
-            <w:bookmarkEnd w:id="27"/>
-          </w:p>
-        </w:tc>
-      </w:tr>
-    </w:tbl>
     <w:p>
       <w:pPr>
         <w:pStyle w:val="Heading2"/>
@@ -7247,7 +6114,7 @@
         <w:t xml:space="preserve">Journal of Econometrics</w:t>
       </w:r>
       <w:r>
-        <w:t xml:space="preserve"> (156:1), pp. 38–67.</w:t>
+        <w:t xml:space="preserve"> (156:1), pp. 38–67. https://doi.org/10.1016/j.jeconom.2009.09.007</w:t>
       </w:r>
     </w:p>
     <w:p>
@@ -7265,7 +6132,7 @@
         <w:t xml:space="preserve">Quarterly Journal of Economics</w:t>
       </w:r>
       <w:r>
-        <w:t xml:space="preserve"> (126:4), pp. 1909–1960.</w:t>
+        <w:t xml:space="preserve"> (126:4), pp. 1909–1960. https://doi.org/10.1093/qje/qjr043</w:t>
       </w:r>
     </w:p>
     <w:p>
@@ -7283,7 +6150,7 @@
         <w:t xml:space="preserve">Proceedings of the 41st International Conference on Software Engineering: Software Engineering in Practice (ICSE-SEIP)</w:t>
       </w:r>
       <w:r>
-        <w:t xml:space="preserve">, pp. 291–300.</w:t>
+        <w:t xml:space="preserve">, pp. 291–300. https://doi.org/10.1109/ICSE-SEIP.2019.00042</w:t>
       </w:r>
     </w:p>
     <w:p>
@@ -7301,7 +6168,7 @@
         <w:t xml:space="preserve">Communications of the ACM</w:t>
       </w:r>
       <w:r>
-        <w:t xml:space="preserve"> (36:11), pp. 81–94.</w:t>
+        <w:t xml:space="preserve"> (36:11), pp. 81–94. https://doi.org/10.1145/163359.163375</w:t>
       </w:r>
     </w:p>
     <w:p>
@@ -7319,7 +6186,7 @@
         <w:t xml:space="preserve">Operations Research</w:t>
       </w:r>
       <w:r>
-        <w:t xml:space="preserve"> (8:1), pp. 90–100.</w:t>
+        <w:t xml:space="preserve"> (8:1), pp. 90–100. https://doi.org/10.1287/opre.8.1.90</w:t>
       </w:r>
     </w:p>
     <w:p>
@@ -7337,7 +6204,7 @@
         <w:t xml:space="preserve">Econometrica</w:t>
       </w:r>
       <w:r>
-        <w:t xml:space="preserve"> (67:4), pp. 783–826.</w:t>
+        <w:t xml:space="preserve"> (67:4), pp. 783–826. https://doi.org/10.1111/1468-0262.00053</w:t>
       </w:r>
     </w:p>
     <w:p>
@@ -7355,7 +6222,7 @@
         <w:t xml:space="preserve">Journal of Monetary Economics</w:t>
       </w:r>
       <w:r>
-        <w:t xml:space="preserve"> (12:3), pp. 383–398.</w:t>
+        <w:t xml:space="preserve"> (12:3), pp. 383–398. https://doi.org/10.1016/0304-3932(83)90060-0</w:t>
       </w:r>
     </w:p>
     <w:p>
@@ -7373,7 +6240,7 @@
         <w:t xml:space="preserve">Review of Economics and Statistics</w:t>
       </w:r>
       <w:r>
-        <w:t xml:space="preserve"> (90:3), pp. 414–427.</w:t>
+        <w:t xml:space="preserve"> (90:3), pp. 414–427. https://doi.org/10.1162/rest.90.3.414</w:t>
       </w:r>
     </w:p>
     <w:p>
@@ -7391,7 +6258,7 @@
         <w:t xml:space="preserve">Harvard Data Science Review</w:t>
       </w:r>
       <w:r>
-        <w:t xml:space="preserve"> (6:2).</w:t>
+        <w:t xml:space="preserve"> (6:2). https://doi.org/10.1162/99608f92.5317da47</w:t>
       </w:r>
     </w:p>
     <w:p>
@@ -7409,7 +6276,7 @@
         <w:t xml:space="preserve">Information Systems Research</w:t>
       </w:r>
       <w:r>
-        <w:t xml:space="preserve"> (articles in advance) (https://doi.org/10.1287/isre.2021.0601).</w:t>
+        <w:t xml:space="preserve"> (articles in advance). https://doi.org/10.1287/isre.2021.0601</w:t>
       </w:r>
     </w:p>
     <w:p>
@@ -7427,7 +6294,7 @@
         <w:t xml:space="preserve">Journal of Management</w:t>
       </w:r>
       <w:r>
-        <w:t xml:space="preserve"> (37:1), pp. 39–67.</w:t>
+        <w:t xml:space="preserve"> (37:1), pp. 39–67. https://doi.org/10.1177/0149206310388419</w:t>
       </w:r>
     </w:p>
     <w:p>
@@ -7445,7 +6312,7 @@
         <w:t xml:space="preserve">Controlled Clinical Trials</w:t>
       </w:r>
       <w:r>
-        <w:t xml:space="preserve"> (7:3), pp. 177–188.</w:t>
+        <w:t xml:space="preserve"> (7:3), pp. 177–188. https://doi.org/10.1016/0197-2456(86)90046-2</w:t>
       </w:r>
     </w:p>
     <w:p>
@@ -7463,7 +6330,7 @@
         <w:t xml:space="preserve">Journal of the American Statistical Association</w:t>
       </w:r>
       <w:r>
-        <w:t xml:space="preserve"> (51:274), pp. 228–242.</w:t>
+        <w:t xml:space="preserve"> (51:274), pp. 228–242. https://doi.org/10.2307/2281343</w:t>
       </w:r>
     </w:p>
     <w:p>
@@ -7481,7 +6348,7 @@
         <w:t xml:space="preserve">ACM Computing Surveys</w:t>
       </w:r>
       <w:r>
-        <w:t xml:space="preserve"> (46:4), Article 44.</w:t>
+        <w:t xml:space="preserve"> (46:4), Article 44. https://doi.org/10.1145/2523813</w:t>
       </w:r>
     </w:p>
     <w:p>
@@ -7499,7 +6366,7 @@
         <w:t xml:space="preserve">Econometrica</w:t>
       </w:r>
       <w:r>
-        <w:t xml:space="preserve"> (52:3), pp. 681–700.</w:t>
+        <w:t xml:space="preserve"> (52:3), pp. 701–720. https://doi.org/10.2307/1913472</w:t>
       </w:r>
     </w:p>
     <w:p>
@@ -7517,7 +6384,7 @@
         <w:t xml:space="preserve">Econometrica</w:t>
       </w:r>
       <w:r>
-        <w:t xml:space="preserve"> (52:2), pp. 271–320.</w:t>
+        <w:t xml:space="preserve"> (52:2), pp. 271–320. https://doi.org/10.2307/1911491</w:t>
       </w:r>
     </w:p>
     <w:p>
@@ -7535,7 +6402,7 @@
         <w:t xml:space="preserve">Review of Economic Studies</w:t>
       </w:r>
       <w:r>
-        <w:t xml:space="preserve"> (60:3), pp. 497–529.</w:t>
+        <w:t xml:space="preserve"> (60:3), pp. 497–529. https://doi.org/10.2307/2298122</w:t>
       </w:r>
     </w:p>
     <w:p>
@@ -7553,7 +6420,7 @@
         <w:t xml:space="preserve">Oxford Bulletin of Economics and Statistics</w:t>
       </w:r>
       <w:r>
-        <w:t xml:space="preserve"> (57:1), pp. 129–138.</w:t>
+        <w:t xml:space="preserve"> (57:1), pp. 129–138. https://doi.org/10.1111/j.1468-0084.1995.tb00031.x</w:t>
       </w:r>
     </w:p>
     <w:p>
@@ -7571,7 +6438,7 @@
         <w:t xml:space="preserve">IEEE Transactions on Software Engineering</w:t>
       </w:r>
       <w:r>
-        <w:t xml:space="preserve"> (25:4), pp. 493–509.</w:t>
+        <w:t xml:space="preserve"> (25:4), pp. 493–509. https://doi.org/10.1109/32.799945</w:t>
       </w:r>
     </w:p>
     <w:p>
@@ -7589,7 +6456,7 @@
         <w:t xml:space="preserve">Proceedings of the 9th IEEE Working Conference on Mining Software Repositories (MSR)</w:t>
       </w:r>
       <w:r>
-        <w:t xml:space="preserve">, pp. 179–188.</w:t>
+        <w:t xml:space="preserve">, pp. 179–188. https://doi.org/10.1109/MSR.2012.6224279</w:t>
       </w:r>
     </w:p>
     <w:p>
@@ -7607,7 +6474,7 @@
         <w:t xml:space="preserve">Quarterly Journal of Economics</w:t>
       </w:r>
       <w:r>
-        <w:t xml:space="preserve"> (123:3), pp. 863–904.</w:t>
+        <w:t xml:space="preserve"> (123:3), pp. 863–904. https://doi.org/10.1162/qjec.2008.123.3.863</w:t>
       </w:r>
     </w:p>
     <w:p>
@@ -7615,7 +6482,7 @@
         <w:pStyle w:val="Bibliography"/>
       </w:pPr>
       <w:r>
-        <w:t xml:space="preserve">Lazaridou, A., Kuncoro, A., Gribovskaya, E., Agrawal, D., Liska, A., Terzi, T., et al. 2021. “Mind the Gap: Assessing Temporal Generalization in Neural Language Models,” in </w:t>
+        <w:t xml:space="preserve">Lazaridou, A., Kuncoro, A., Gribovskaya, E., Agrawal, D., Liska, A., Terzi, T., Gimenez, M., de Masson d’Autume, C., Kocisky, T., Ruder, S., Yogatama, D., Cao, K., Young, S., and Blunsom, P. 2021. “Mind the Gap: Assessing Temporal Generalization in Neural Language Models,” in </w:t>
       </w:r>
       <w:r>
         <w:rPr>
@@ -7643,7 +6510,7 @@
         <w:t xml:space="preserve">Proceedings of the IEEE</w:t>
       </w:r>
       <w:r>
-        <w:t xml:space="preserve"> (68:9), pp. 1060–1076.</w:t>
+        <w:t xml:space="preserve"> (68:9), pp. 1060–1076. https://doi.org/10.1109/PROC.1980.11805</w:t>
       </w:r>
     </w:p>
     <w:p>
@@ -7661,7 +6528,7 @@
         <w:t xml:space="preserve">Journal of Industrial Economics</w:t>
       </w:r>
       <w:r>
-        <w:t xml:space="preserve"> (50:2), pp. 197–234.</w:t>
+        <w:t xml:space="preserve"> (50:2), pp. 197–234. https://doi.org/10.1111/1467-6451.00174</w:t>
       </w:r>
     </w:p>
     <w:p>
@@ -7679,7 +6546,7 @@
         <w:t xml:space="preserve">Proceedings of the 2022 Conference of the North American Chapter of the Association for Computational Linguistics (NAACL)</w:t>
       </w:r>
       <w:r>
-        <w:t xml:space="preserve">.</w:t>
+        <w:t xml:space="preserve">, pp. 5944–5958. https://doi.org/10.18653/v1/2022.naacl-main.435</w:t>
       </w:r>
     </w:p>
     <w:p>
@@ -7697,7 +6564,7 @@
         <w:t xml:space="preserve">Quarterly Journal of Economics</w:t>
       </w:r>
       <w:r>
-        <w:t xml:space="preserve"> (117:4), pp. 1295–1328.</w:t>
+        <w:t xml:space="preserve"> (117:4), pp. 1295–1328. https://doi.org/10.1162/003355302320935034</w:t>
       </w:r>
     </w:p>
     <w:p>
@@ -7715,7 +6582,7 @@
         <w:t xml:space="preserve">Quarterly Journal of Economics</w:t>
       </w:r>
       <w:r>
-        <w:t xml:space="preserve"> (123:4), pp. 1415–1464.</w:t>
+        <w:t xml:space="preserve"> (123:4), pp. 1415–1464. https://doi.org/10.1162/qjec.2008.123.4.1415</w:t>
       </w:r>
     </w:p>
     <w:p>
@@ -7733,7 +6600,7 @@
         <w:t xml:space="preserve">Review of Economic Studies</w:t>
       </w:r>
       <w:r>
-        <w:t xml:space="preserve"> (73:3), pp. 793–821.</w:t>
+        <w:t xml:space="preserve"> (73:3), pp. 793–821. https://doi.org/10.1111/j.1467-937X.2006.00396.x</w:t>
       </w:r>
     </w:p>
     <w:p>
@@ -7751,7 +6618,7 @@
         <w:t xml:space="preserve">Econometrica</w:t>
       </w:r>
       <w:r>
-        <w:t xml:space="preserve"> (55:5), pp. 999–1033.</w:t>
+        <w:t xml:space="preserve"> (55:5), pp. 999–1033. https://doi.org/10.2307/1911259</w:t>
       </w:r>
     </w:p>
     <w:p>
@@ -7759,7 +6626,7 @@
         <w:pStyle w:val="Bibliography"/>
       </w:pPr>
       <w:r>
-        <w:t xml:space="preserve">Sculley, D., Holt, G., Golovin, D., Davydov, E., Phillips, T., Ebner, D., et al. 2015. “Hidden Technical Debt in Machine Learning Systems,” in </w:t>
+        <w:t xml:space="preserve">Sculley, D., Holt, G., Golovin, D., Davydov, E., Phillips, T., Ebner, D., Chaudhary, V., Young, M., Crespo, J.-F., and Dennison, D. 2015. “Hidden Technical Debt in Machine Learning Systems,” in </w:t>
       </w:r>
       <w:r>
         <w:rPr>
@@ -7769,7 +6636,7 @@
         <w:t xml:space="preserve">Advances in Neural Information Processing Systems</w:t>
       </w:r>
       <w:r>
-        <w:t xml:space="preserve"> (28).</w:t>
+        <w:t xml:space="preserve"> (28), pp. 2503–2511.</w:t>
       </w:r>
     </w:p>
     <w:p>
@@ -7787,7 +6654,7 @@
         <w:t xml:space="preserve">Review of Economic Studies</w:t>
       </w:r>
       <w:r>
-        <w:t xml:space="preserve"> (44:2), pp. 287–303.</w:t>
+        <w:t xml:space="preserve"> (44:2), pp. 287–303. https://doi.org/10.2307/2297067</w:t>
       </w:r>
     </w:p>
     <w:p>
@@ -7805,7 +6672,7 @@
         <w:t xml:space="preserve">Journal of Monetary Economics</w:t>
       </w:r>
       <w:r>
-        <w:t xml:space="preserve"> (50:3), pp. 665–690.</w:t>
+        <w:t xml:space="preserve"> (50:3), pp. 665–690. https://doi.org/10.1016/S0304-3932(03)00029-1</w:t>
       </w:r>
     </w:p>
     <w:p>
@@ -7823,7 +6690,7 @@
         <w:t xml:space="preserve">Information Systems Research</w:t>
       </w:r>
       <w:r>
-        <w:t xml:space="preserve"> (articles in advance) (https://doi.org/10.1287/isre.2024.1361).</w:t>
+        <w:t xml:space="preserve"> (articles in advance). https://doi.org/10.1287/isre.2024.1361</w:t>
       </w:r>
     </w:p>
     <w:p>
@@ -7841,7 +6708,7 @@
         <w:t xml:space="preserve">Quarterly Journal of Economics</w:t>
       </w:r>
       <w:r>
-        <w:t xml:space="preserve"> (87:3), pp. 355–374.</w:t>
+        <w:t xml:space="preserve"> (87:3), pp. 355–374. https://doi.org/10.2307/1882010</w:t>
       </w:r>
     </w:p>
     <w:p>
@@ -7859,7 +6726,7 @@
         <w:t xml:space="preserve">Proceedings of the 2nd International Conference on Software Engineering</w:t>
       </w:r>
       <w:r>
-        <w:t xml:space="preserve">, pp. 492–497.</w:t>
+        <w:t xml:space="preserve">, San Francisco: IEEE Computer Society Press, pp. 492–497.</w:t>
       </w:r>
     </w:p>
     <w:p>
@@ -7877,7 +6744,7 @@
         <w:t xml:space="preserve">Journal of Political Economy</w:t>
       </w:r>
       <w:r>
-        <w:t xml:space="preserve"> (88:1), pp. 1–23.</w:t>
+        <w:t xml:space="preserve"> (88:1), pp. 1–23. https://doi.org/10.1086/260845</w:t>
       </w:r>
     </w:p>
     <w:p>
@@ -7895,7 +6762,7 @@
         <w:t xml:space="preserve">Organization Science</w:t>
       </w:r>
       <w:r>
-        <w:t xml:space="preserve"> (14:2), pp. 209–223.</w:t>
+        <w:t xml:space="preserve"> (14:2), pp. 209–223. https://doi.org/10.1287/orsc.14.2.209.14992</w:t>
       </w:r>
     </w:p>
     <w:sectPr>

--- a/revised/Manuscript_MISQ_Format_Final.docx
+++ b/revised/Manuscript_MISQ_Format_Final.docx
@@ -158,13 +158,11 @@
         <w:t xml:space="preserve">The answer to RQ3 is that release probabilities respond to the volume of user issues but not distinguishably to bug reports as such. With non-bug issues held fixed, one standard deviation more bug reports in the previous week raises the log-odds of a release by 0.26 (wild cluster bootstrap p = 0.01), </w:t>
       </w:r>
       <w:r>
-        <w:rPr>
-          <w:highlight w:val="yellow"/>
-        </w:rPr>
-        <w:t xml:space="preserve">a response of about the same size as that to non-bug issues (0.22)</w:t>
-      </w:r>
-      <w:r>
-        <w:t xml:space="preserve">, and the additional response to bug reports at a given total volume is positive but not significant (0.19; wild cluster bootstrap p = 0.18). Releases show no detectable response to 38 upstream model launches, although release notes often mention a new model after its launch, which suggests that the content of releases responds while their timing does not. </w:t>
+        <w:rPr/>
+        <w:t xml:space="preserve">a response of about the same size as that to non-bug issues (0.23)</w:t>
+      </w:r>
+      <w:r>
+        <w:t xml:space="preserve">, and the additional response to bug reports at a given total volume is positive but not significant (0.19; wild cluster bootstrap p = 0.20). Releases show no detectable response to 38 upstream model launches, although release notes often mention a new model after its launch, which suggests that the content of releases responds while their timing does not. </w:t>
       </w:r>
     </w:p>
     <w:p>
@@ -5424,10 +5422,8 @@
         <w:t xml:space="preserve"> Because several of our results are null, for each of them we report a two one-sided test (TOST) p-value against a smallest effect of interest, the smallest bound at which equivalence would hold at the 5 percent level (the absolute estimate plus 1.645 standard errors), and the minimum detectable effect at 80 percent power (2.8 standard errors). The smallest effects of interest are a 2 percent weekly increase in the bug rate (RQ1); a log-odds of 0.25 per standard deviation of bug reports (RQ3), </w:t>
       </w:r>
       <w:r>
-        <w:rPr>
-          <w:highlight w:val="yellow"/>
-        </w:rPr>
-        <w:t xml:space="preserve">which is about the size of the response to non-bug issues that the data detect (Section 5.3)</w:t>
+        <w:rPr/>
+        <w:t xml:space="preserve">which is about the size of the response to non-bug issues that the data detect (0.23; Section 5.3)</w:t>
       </w:r>
       <w:r>
         <w:t xml:space="preserve">; and 5 percentage points for upstream launches, about one eighth of the pre-launch release rate. These bounds are anchored to the data and are not independent of them, which is why the smallest bound for equivalence is reported as well and readers can apply their own.</w:t>
@@ -5606,10 +5602,8 @@
         <w:t xml:space="preserve">Releases respond to the volume of user issues. With non-bug issues held fixed, one standard deviation more bug reports (in logs) in the previous week raises the log-odds of a release by 0.261 (clustered standard error 0.095; p = 0.01; wild cluster bootstrap p = 0.01). </w:t>
       </w:r>
       <w:r>
-        <w:rPr>
-          <w:highlight w:val="yellow"/>
-        </w:rPr>
-        <w:t xml:space="preserve">The point estimate on non-bug issues in the same model is 0.220, close to that on bug reports, so releases follow the overall flow of user reports at least as much as they follow defects.</w:t>
+        <w:rPr/>
+        <w:t xml:space="preserve">One standard deviation more non-bug issues in the same model raises the log-odds by 0.233 (0.082; wild cluster bootstrap p &lt; 0.01), close to the effect of bug reports, so releases follow the overall flow of user reports at least as much as they follow defects.</w:t>
       </w:r>
       <w:r>
         <w:t xml:space="preserve"> The three-week average of bug reports gives 0.332 (0.108; wild cluster bootstrap p = 0.01), and the three lags entered separately give 0.184, 0.096, and 0.055.</w:t>
@@ -5620,7 +5614,7 @@
         <w:pStyle w:val="FirstParagraph"/>
       </w:pPr>
       <w:r>
-        <w:t xml:space="preserve">Holding total issues fixed instead, the coefficient on bug reports is 0.191 (0.123; p = 0.12; wild cluster bootstrap p = 0.18), and the three-week average gives 0.272 (0.123; p = 0.03; wild cluster bootstrap p = 0.06). The positive sign leaves room for some response to bug reports beyond overall volume, but it is not significant at the 5 percent level under the wild cluster bootstrap for either measure. An approximate 95 percent interval for the one-week coefficient runs from −0.05 to 0.43 in log-odds, which is compatible with no extra response and with an increase in the odds of a release of up to about 54 percent per standard deviation.</w:t>
+        <w:t xml:space="preserve">Holding total issues fixed instead, the coefficient on bug reports is 0.191 (0.123; p = 0.12; wild cluster bootstrap p = 0.20) and that on total issues is 0.225 (0.105; wild cluster bootstrap p = 0.04), and the three-week average of bug reports gives 0.272 (0.123; p = 0.03; wild cluster bootstrap p = 0.06). The positive sign leaves room for some response to bug reports beyond overall volume, but it is not significant at the 5 percent level under the wild cluster bootstrap for either measure. An approximate 95 percent interval for the one-week coefficient runs from −0.05 to 0.43 in log-odds, which is compatible with no extra response and with an increase in the odds of a release of up to about 54 percent per standard deviation.</w:t>
       </w:r>
     </w:p>
     <w:p>
@@ -5628,7 +5622,7 @@
         <w:pStyle w:val="FirstParagraph"/>
       </w:pPr>
       <w:r>
-        <w:t xml:space="preserve">Hot-fixes do not appear to account for these patterns. Dropping the week right after a release, where hot-fixes follow the burst of issues that the release provokes, gives 0.251 (0.092; wild cluster bootstrap p = 0.02) for the one-week lag and 0.318 (0.098; wild cluster bootstrap p = 0.02) for the three-week average with non-bug issues held fixed, and 0.143 (0.129; wild cluster bootstrap p = 0.32) and 0.218 (0.120; wild cluster bootstrap p = 0.10) with total issues held fixed. H4 is therefore partly supported: release timing responds to user activity, of which bug reports are a component, but we cannot show that it responds to bug reports as such. The test is more demanding than the age profile, because it asks whether an observable state moves releases, which state dependence requires, and only part of that state is a sign of degradation.</w:t>
+        <w:t xml:space="preserve">Hot-fixes do not appear to account for these patterns. Dropping the week right after a release, where hot-fixes follow the burst of issues that the release provokes, gives 0.251 (0.092; wild cluster bootstrap p = 0.03) for the one-week lag and 0.318 (0.098; wild cluster bootstrap p = 0.01) for the three-week average with non-bug issues held fixed, and 0.143 (0.129; wild cluster bootstrap p = 0.32) and 0.218 (0.120; wild cluster bootstrap p = 0.11) with total issues held fixed. The coefficients on non-bug and total issues in these samples are 0.250 (0.078) and 0.303 (0.115). H4 is therefore partly supported: release timing responds to user activity, of which bug reports are a component, but we cannot show that it responds to bug reports as such. The test is more demanding than the age profile, because it asks whether an observable state moves releases, which state dependence requires, and only part of that state is a sign of degradation.</w:t>
       </w:r>
     </w:p>
     <w:p>

--- a/revised/Manuscript_MISQ_Format_Final.docx
+++ b/revised/Manuscript_MISQ_Format_Final.docx
@@ -945,103 +945,7 @@
         <w:pStyle w:val="BodyText"/>
       </w:pPr>
       <w:r>
-        <w:t xml:space="preserve">RQ1 tests H1. RQ2 discriminates between H2a and H2b. RQ3 tests H4 directly, using the signals that a maintainer can observe, RQ4 tests H5, and H3 governs how the pooled estimates should be read. The refresh cost RC is identified only under H1, H2a, and H4, so we do not report an estimate of it.</w:t>
-      </w:r>
-    </w:p>
-    <w:p>
-      <w:pPr>
-        <w:pStyle w:val="Heading3"/>
-      </w:pPr>
-      <w:r>
-        <w:t xml:space="preserve">3.5 Simulation Benchmark</w:t>
-      </w:r>
-    </w:p>
-    <w:p>
-      <w:pPr>
-        <w:pStyle w:val="FirstParagraph"/>
-      </w:pPr>
-      <w:r>
-        <w:t xml:space="preserve">To check that the tests would detect the state-dependent signatures if they were present, we simulated the dynamic version of the model (Appendix A) with </w:t>
-      </w:r>
-      <w:r>
-        <w:rPr>
-          <w:i/>
-          <w:iCs/>
-        </w:rPr>
-        <w:t xml:space="preserve">γ</w:t>
-      </w:r>
-      <w:r>
-        <w:t xml:space="preserve">=0.5, </w:t>
-      </w:r>
-      <w:r>
-        <w:rPr>
-          <w:i/>
-          <w:iCs/>
-        </w:rPr>
-        <w:t xml:space="preserve">RC</w:t>
-      </w:r>
-      <w:r>
-        <w:t xml:space="preserve">=40, </w:t>
-      </w:r>
-      <w:r>
-        <w:rPr>
-          <w:i/>
-          <w:iCs/>
-        </w:rPr>
-        <w:t xml:space="preserve">λ₀</w:t>
-      </w:r>
-      <w:r>
-        <w:t xml:space="preserve">=5, Poisson(1) drift increments, and a discount factor of 0.95. The optimal policy refreshes at a drift of 14, where the expected error rate is 12.0, or 2.4 times the baseline. Across 100 replications of 3,000 weeks, </w:t>
-      </w:r>
-      <w:r>
-        <w:rPr>
-          <w:i/>
-          <w:iCs/>
-        </w:rPr>
-        <w:t xml:space="preserve">γ</w:t>
-      </w:r>
-      <w:r>
-        <w:t xml:space="preserve"> was recovered with a mean of 0.499 (SD 0.011), so the central parameter of (1) is well identified whenever errors and drift are observed. The refresh cost is harder to recover. A two-step estimator gave </w:t>
-      </w:r>
-      <w:r>
-        <w:rPr>
-          <w:i/>
-          <w:iCs/>
-        </w:rPr>
-        <w:t xml:space="preserve">RC</w:t>
-      </w:r>
-      <w:r>
-        <w:t xml:space="preserve"> with a mean of 39.9 (SD 1.0), and estimating </w:t>
-      </w:r>
-      <w:r>
-        <w:rPr>
-          <w:i/>
-          <w:iCs/>
-        </w:rPr>
-        <w:t xml:space="preserve">γ</w:t>
-      </w:r>
-      <w:r>
-        <w:t xml:space="preserve"> and </w:t>
-      </w:r>
-      <w:r>
-        <w:rPr>
-          <w:i/>
-          <w:iCs/>
-        </w:rPr>
-        <w:t xml:space="preserve">RC</w:t>
-      </w:r>
-      <w:r>
-        <w:t xml:space="preserve"> jointly from choice data alone gave a mean of 40.1 (SD 3.0). Precision falls with sample length: the SD of the estimated </w:t>
-      </w:r>
-      <w:r>
-        <w:rPr>
-          <w:i/>
-          <w:iCs/>
-        </w:rPr>
-        <w:t xml:space="preserve">RC</w:t>
-      </w:r>
-      <w:r>
-        <w:t xml:space="preserve"> is 6.7 at 100 weeks, 4.8 at 250 weeks, 2.8 at 500 weeks, and 2.1 at 1,000 weeks. The repositories we study have between 143 and 197 weekly observations, so a cost estimate would be imprecise even under ideal conditions. This is a further reason to concentrate on the shape of the hazard rather than on the level of the cost.</w:t>
+        <w:t xml:space="preserve">RQ1 tests H1. RQ2 discriminates between H2a and H2b. RQ3 tests H4 directly, using the signals that a maintainer can observe, RQ4 tests H5, and H3 governs how the pooled estimates should be read. The refresh cost RC is identified only under H1, H2a, and H4, and with 143 to 197 weekly observations per repository an estimate of it would be imprecise, so we do not report one and concentrate on the shape of the hazard rather than on the level of the cost.</w:t>
       </w:r>
     </w:p>
     <w:p>

--- a/revised/Manuscript_MISQ_Format_Final.docx
+++ b/revised/Manuscript_MISQ_Format_Final.docx
@@ -5411,7 +5411,7 @@
         <w:t xml:space="preserve">τ²</w:t>
       </w:r>
       <w:r>
-        <w:t xml:space="preserve"> = 0.050), which is not distinguishable from zero. Eight of the 19 repository-level slopes are positive. One, for vLLM, is significantly positive at the 5 percent level (a ratio of slope to standard error of about 2.4), which is about what chance alone would produce among 19 tests and does not survive a correction for multiple testing; the next largest ratio, for lm-evaluation-harness, is about 1.8 (Table 1). H2a is not supported in 18 of the 19 repositories.</w:t>
+        <w:t xml:space="preserve"> = 0.049), which is not distinguishable from zero. Eight of the 19 repository-level slopes are positive. One, for vLLM, is significantly positive at the 5 percent level (a ratio of slope to standard error of about 2.4), which is about what chance alone would produce among 19 tests and does not survive a correction for multiple testing; the next largest ratio, for lm-evaluation-harness, is about 1.8 (Table 1). H2a is not supported in 18 of the 19 repositories.</w:t>
       </w:r>
     </w:p>
     <w:p>
@@ -5637,7 +5637,7 @@
         <w:t xml:space="preserve">Release content. </w:t>
       </w:r>
       <w:r>
-        <w:t xml:space="preserve">We keep 1,405 releases from all 19 repositories that have at least three itemized entries; on average 32 percent of the entries are fixes. The share of fix entries is, if anything, lower after weeks with more bug reports. One standard deviation more bug reports in the preceding four weeks changes the share by −0.021 (clustered standard error 0.008; p = 0.01; wild cluster bootstrap p = 0.07), controlling for non-bug issues, the time since the previous release, a trend, and repository fixed effects. The sign is opposite to the one a content response would imply, and the wild cluster bootstrap p-value does not reach 5 percent, so we find no evidence that the content of releases responds to bug reports either. A hand check of 12 randomly drawn entries found the three flagged as fixes to be fixes and the nine others to be other changes; this small check says nothing about the recall of the classifier, and the result should be read as exploratory.</w:t>
+        <w:t xml:space="preserve">We keep 1,405 releases from all 19 repositories that have at least three itemized entries; on average 32 percent of the entries are fixes. The share of fix entries is, if anything, lower after weeks with more bug reports. One standard deviation more bug reports in the preceding four weeks changes the share by −0.021 (clustered standard error 0.008; p = 0.01; wild cluster bootstrap p = 0.07), controlling for non-bug issues, the time since the previous release, a trend, and repository fixed effects. The sign is opposite to the one a content response would imply, and the wild cluster bootstrap p-value does not reach 5 percent, so we find no evidence that the content of releases responds to bug reports either. A hand check of 12 randomly drawn entries found the two flagged as fixes to be fixes and none of the other ten to be an obvious fix, although one of them was a contributor name and not a change entry, which the classifier now excludes; this small check says nothing about the recall of the classifier, and the result should be read as exploratory.</w:t>
       </w:r>
     </w:p>
     <w:p>

--- a/revised/Manuscript_MISQ_Format_Final.docx
+++ b/revised/Manuscript_MISQ_Format_Final.docx
@@ -274,7 +274,7 @@
         <w:pStyle w:val="BodyText"/>
       </w:pPr>
       <w:r>
-        <w:t xml:space="preserve">Signaling theory studies how an observable action conveys information about an unobservable quality when the receiver cannot assess the quality directly (Spence 1973; Connelly et al. 2011). Two conditions make a signal informative: it must be correlated with the quality it is meant to indicate, and it must be costly enough that low-quality senders cannot mimic it. In software markets, buyers, auditors, and regulators routinely use update frequency as a signal of maintenance quality, because how responsively a maintainer deals with problems is hard to observe. For AI components the signal is relied on more heavily still, because degradation is itself hard to observe (Section 3.3). Release frequency is cheap in one important respect: an automated pipeline can publish a release every week whatever the system needs, as the documented procedures of two of our repositories show (Section 5.2). A cheap signal can be informative only if its timing is tied to the quality it is meant to indicate. We therefore test the correlation condition directly, asking whether release timing responds to accumulating errors, bug surges, or upstream shocks. The state-dependent rule of Section 3.2 is the case in which cadence is a valid signal of responsiveness, and the time-dependent rule is the case in which it is not.</w:t>
+        <w:t xml:space="preserve">Signaling theory studies how an observable action conveys information about an unobservable quality when the receiver cannot assess the quality directly (Spence 1973; Connelly et al. 2011). Two conditions make a signal informative: it must be correlated with the quality it is meant to indicate, and it must be costly enough that low-quality senders cannot mimic it. In software markets, buyers, auditors, and regulators routinely use update frequency as a signal of maintenance quality, because how responsively a maintainer deals with problems is hard to observe. For AI components the signal is relied on more heavily still, because degradation is itself hard to observe (Section 3.3). Release frequency is cheap in one important respect: an automated pipeline can publish a release every week whatever the system needs. A cheap signal can be informative only if its timing is tied to the quality it is meant to indicate. We therefore test the correlation condition directly, asking whether release timing responds to accumulating errors, bug surges, or upstream shocks. The state-dependent rule of Section 3.2 is the case in which cadence is a valid signal of responsiveness, and the time-dependent rule is the case in which it is not.</w:t>
       </w:r>
     </w:p>
     <w:p>
@@ -969,7 +969,7 @@
         <w:pStyle w:val="FirstParagraph"/>
       </w:pPr>
       <w:r>
-        <w:t xml:space="preserve">We looked for open-source projects in the LLM ecosystem whose releases are made by people and are neither absent nor automated. The selection had three steps, and we report all of them. First, we tried six prominent candidates. Qwen2.5 (0 GitHub releases in 140 weeks) and DeepSeek-V3 (1 release in 94 weeks) publish model weights elsewhere, and llama.cpp publishes automated builds (185 releases in 188 weeks) that carry no timing decision. vLLM, Hugging Face Transformers, and Ollama were retained. Second, so as not to rely on three projects, we fixed a list of 17 further repositories before collecting any data on them: inference and training frameworks, client SDKs, agent frameworks, and evaluation tools in the LLM ecosystem, chosen by the authors from general knowledge of the field without looking at their issue or release histories. Third, we applied an eligibility rule that was also fixed in advance, namely at least 10 releases and at least 80 weeks of data. One of the 20 collected repositories (mlc-llm, with no releases) was ineligible, which leaves 19. This is a convenience sample of prominent projects and not a random sample of the ecosystem, and nearly all of them are software and tooling and not model-retraining pipelines. Two retained repositories (anthropic-sdk-python and openai-python) document an automated release pull-request pipeline (Section 5.2). We keep them, because the pipeline does not remove the question of when a release is published, and we report the results without them in Section 5.6. In what follows, a release is therefore a proxy for a refresh.</w:t>
+        <w:t xml:space="preserve">We looked for open-source projects in the LLM ecosystem whose releases are made by people and are neither absent nor automated. The selection had three steps, and we report all of them. First, we tried six prominent candidates. Qwen2.5 and DeepSeek-V3 publish model weights elsewhere and have few or no GitHub releases, and llama.cpp publishes automated builds that carry no timing decision. vLLM, Hugging Face Transformers, and Ollama were retained. Second, so as not to rely on three projects, we fixed a list of 17 further repositories before collecting any data on them: inference and training frameworks, client SDKs, agent frameworks, and evaluation tools in the LLM ecosystem, chosen by the authors from general knowledge of the field without looking at their issue or release histories. Third, we applied an eligibility rule that was also fixed in advance, namely at least 10 releases and at least 80 weeks of data. One of the 20 collected repositories (mlc-llm) did not meet this rule, which leaves 19. This is a convenience sample of prominent projects and not a random sample of the ecosystem, and nearly all of them are software and tooling and not model-retraining pipelines. Two retained repositories (anthropic-sdk-python and openai-python) release at a weekly cadence and may rely on automated release pipelines. We keep them, because even an automated pipeline leaves open the question of when a release is published, and we report the results without them in Section 5.6. In what follows, a release is therefore a proxy for a refresh.</w:t>
       </w:r>
     </w:p>
     <w:p>
@@ -5248,7 +5248,7 @@
         <w:t xml:space="preserve">Direct evidence on time dependence.</w:t>
       </w:r>
       <w:r>
-        <w:t xml:space="preserve"> We use four further analyses. (i) A release is classified as a hot-fix if its version number differs from the previous release only in the patch component and it appears within seven days of the previous release; all other releases, and all releases whose tag has no parsable version number, are regular. We estimate the hazard of a regular release as a function of the weeks since the last regular release, and the hazard of a hot-fix as a function of the weeks since the last release of any kind. (ii) To summarize the age profile across repositories, we fit a pooled discrete-time logit hazard with a normally distributed repository-level random intercept (frailty), integrated by Gauss–Hermite quadrature, which separates differences in baseline release frequency from the effect of age. (iii) We compute the coefficient of variation (CV) of release intervals by repository. A constant-hazard (Calvo) process has a CV near one, a strictly regular (Taylor) process has a CV near zero, and a process of bursts and long gaps has a CV above one. (iv) We compare the observed patterns with the release policies stated in each repository’s contributing guide and release documents.</w:t>
+        <w:t xml:space="preserve"> We use three further analyses. (i) A release is classified as a hot-fix if its version number differs from the previous release only in the patch component and it appears within seven days of the previous release; all other releases, and all releases whose tag has no parsable version number, are regular. We estimate the hazard of a regular release as a function of the weeks since the last regular release, and the hazard of a hot-fix as a function of the weeks since the last release of any kind. (ii) To summarize the age profile across repositories, we fit a pooled discrete-time logit hazard with a normally distributed repository-level random intercept (frailty), integrated by Gauss–Hermite quadrature, which separates differences in baseline release frequency from the effect of age. (iii) We compute the coefficient of variation (CV) of release intervals by repository. A constant-hazard (Calvo) process has a CV near one, a strictly regular (Taylor) process has a CV near zero, and a process of bursts and long gaps has a CV above one.</w:t>
       </w:r>
     </w:p>
     <w:p>
@@ -5345,7 +5345,7 @@
         <w:t xml:space="preserve">Heterogeneity.</w:t>
       </w:r>
       <w:r>
-        <w:t xml:space="preserve"> We repeat the RQ1 and RQ3 analyses (i) excluding the two repositories whose release pipelines are automated (anthropic-sdk-python and openai-python), (ii) separately for the weekly releasers (a median gap of at most one week between release weeks) and for the others, and (iii) by repository category where at least three repositories share a category.</w:t>
+        <w:t xml:space="preserve"> We repeat the RQ1 and RQ3 analyses (i) excluding the two repositories that may rely on automated release pipelines (anthropic-sdk-python and openai-python), (ii) separately for the weekly releasers (a median gap of at most one week between release weeks) and for the others, and (iii) by repository category where at least three repositories share a category.</w:t>
       </w:r>
     </w:p>
     <w:p>
@@ -5472,157 +5472,157 @@
         <w:pStyle w:val="BodyText"/>
       </w:pPr>
       <w:r>
+        <w:t xml:space="preserve">Taken together with Section 5.1, the evidence is more consistent with the second explanation in Section 3.3 than with the first: we find no clear accumulating error state to which a state-dependent rule could have responded, and release timing follows user activity and accumulated work, and perhaps the calendar, but not distinguishably errors (Sections 5.3 to 5.5). We cannot exclude that maintainers would also be inattentive if such a state existed.</w:t>
+      </w:r>
+    </w:p>
+    <w:p>
+      <w:pPr>
+        <w:pStyle w:val="Heading3"/>
+      </w:pPr>
+      <w:r>
+        <w:t xml:space="preserve">5.3 RQ3: Releases Respond to User Activity, with No Distinguishable Extra Response to Bug Reports</w:t>
+      </w:r>
+    </w:p>
+    <w:p>
+      <w:pPr>
+        <w:pStyle w:val="FirstParagraph"/>
+      </w:pPr>
+      <w:r>
+        <w:t xml:space="preserve">Releases respond to the volume of user issues. With non-bug issues held fixed, one standard deviation more bug reports (in logs) in the previous week raises the log-odds of a release by 0.261 (clustered standard error 0.095; p = 0.01; wild cluster bootstrap p = 0.01). </w:t>
+      </w:r>
+      <w:r>
+        <w:rPr/>
+        <w:t xml:space="preserve">One standard deviation more non-bug issues in the same model raises the log-odds by 0.233 (0.082; wild cluster bootstrap p &lt; 0.01), close to the effect of bug reports, so releases follow the overall flow of user reports at least as much as they follow defects.</w:t>
+      </w:r>
+      <w:r>
+        <w:t xml:space="preserve"> The three-week average of bug reports gives 0.332 (0.108; wild cluster bootstrap p = 0.01), and the three lags entered separately give 0.184, 0.096, and 0.055.</w:t>
+      </w:r>
+    </w:p>
+    <w:p>
+      <w:pPr>
+        <w:pStyle w:val="FirstParagraph"/>
+      </w:pPr>
+      <w:r>
+        <w:t xml:space="preserve">Holding total issues fixed instead, the coefficient on bug reports is 0.191 (0.123; p = 0.12; wild cluster bootstrap p = 0.20) and that on total issues is 0.225 (0.105; wild cluster bootstrap p = 0.04), and the three-week average of bug reports gives 0.272 (0.123; p = 0.03; wild cluster bootstrap p = 0.06). The positive sign leaves room for some response to bug reports beyond overall volume, but it is not significant at the 5 percent level under the wild cluster bootstrap for either measure. An approximate 95 percent interval for the one-week coefficient runs from −0.05 to 0.43 in log-odds, which is compatible with no extra response and with an increase in the odds of a release of up to about 54 percent per standard deviation.</w:t>
+      </w:r>
+    </w:p>
+    <w:p>
+      <w:pPr>
+        <w:pStyle w:val="FirstParagraph"/>
+      </w:pPr>
+      <w:r>
+        <w:t xml:space="preserve">Hot-fixes do not appear to account for these patterns. Dropping the week right after a release, where hot-fixes follow the burst of issues that the release provokes, gives 0.251 (0.092; wild cluster bootstrap p = 0.03) for the one-week lag and 0.318 (0.098; wild cluster bootstrap p = 0.01) for the three-week average with non-bug issues held fixed, and 0.143 (0.129; wild cluster bootstrap p = 0.32) and 0.218 (0.120; wild cluster bootstrap p = 0.11) with total issues held fixed. The coefficients on non-bug and total issues in these samples are 0.250 (0.078) and 0.303 (0.115). H4 is therefore partly supported: release timing responds to user activity, of which bug reports are a component, but we cannot show that it responds to bug reports as such. The test is more demanding than the age profile, because it asks whether an observable state moves releases, which state dependence requires, and only part of that state is a sign of degradation.</w:t>
+      </w:r>
+    </w:p>
+    <w:p>
+      <w:pPr>
+        <w:pStyle w:val="Heading3"/>
+      </w:pPr>
+      <w:r>
+        <w:t xml:space="preserve">5.4 RQ3: No Detectable Release Response to Upstream Model Launches</w:t>
+      </w:r>
+    </w:p>
+    <w:p>
+      <w:pPr>
+        <w:pStyle w:val="FirstParagraph"/>
+      </w:pPr>
+      <w:r>
+        <w:t xml:space="preserve">Across all 38 launches, the probability that a repository exposed to a launch releases in weeks 0 to 4 differs from that of unexposed repositories by −0.002 (standard error 0.018; wild cluster bootstrap p = 0.93), against a pre-launch weekly release rate of 0.42 in treated blocks. The 95 percent interval of −0.037 to 0.033 rules out effects larger than about 3.5 percentage points. For open-weights launches the estimate is 0.009 (0.019; p = 0.63) and for API launches it is −0.027 (0.030; p = 0.36). The estimates for regular releases are similar (−0.017 for all launches; p = 0.49). In weeks 5 to 8 the estimates are −0.011 (0.024), 0.004 (0.025), and −0.050 (0.025) for all, open-weights, and API launches. The event-time coefficients show no spike after a launch: the coefficient in week 0 is 0.057 (0.045), and those in weeks 1 to 4 lie between −0.095 and 0.009. The pre-launch coefficients are not individually significant, but the joint Wald tests are 6.25 (p = 0.10) for all launches and 7.00 (p = 0.07) for open-weights launches, so we cannot rule out differing pre-trends and we do not interpret the later-week estimate for API launches.</w:t>
+      </w:r>
+    </w:p>
+    <w:p>
+      <w:pPr>
+        <w:pStyle w:val="FirstParagraph"/>
+      </w:pPr>
+      <w:r>
+        <w:t xml:space="preserve">Release notes do mention new models. In exposed repositories, 143 of 334 repository-launch pairs (42.8 percent) have at least one release within eight weeks after the launch that mentions the launched model; the median delay is 10 days (interquartile range 1 to 24); and 287 of 1,901 releases after launch mention it, against 26 of 1,871 releases before. The match is by keyword and we have not validated it by hand, so some matches may be false positives. If most are correct, the pattern is consistent with the content of releases responding to a launch while their timing does not: support for a new model is shipped in releases that would probably have appeared anyway. H4 is not supported by the upstream signal either.</w:t>
+      </w:r>
+    </w:p>
+    <w:p>
+      <w:pPr>
+        <w:pStyle w:val="Heading3"/>
+      </w:pPr>
+      <w:r>
+        <w:t xml:space="preserve">5.5 RQ4: The Release Hazard Tends to Rise with Accumulated Work</w:t>
+      </w:r>
+    </w:p>
+    <w:p>
+      <w:pPr>
+        <w:pStyle w:val="FirstParagraph"/>
+      </w:pPr>
+      <w:r>
+        <w:t xml:space="preserve">For the hazard of a regular release, the pooled coefficient on calendar age alone (weeks since the last regular release) is 0.173 (95% CI 0.079 to 0.267; </w:t>
+      </w:r>
+      <w:r>
+        <w:rPr>
+          <w:i/>
+          <w:iCs/>
+        </w:rPr>
+        <w:t xml:space="preserve">τ²</w:t>
+      </w:r>
+      <w:r>
+        <w:t xml:space="preserve"> = 0.020), and on work age alone it is 0.223 (0.132 to 0.314; </w:t>
+      </w:r>
+      <w:r>
+        <w:rPr>
+          <w:i/>
+          <w:iCs/>
+        </w:rPr>
+        <w:t xml:space="preserve">τ²</w:t>
+      </w:r>
+      <w:r>
+        <w:t xml:space="preserve"> = 0.017). When both are included, work age has a pooled coefficient of 0.182 (0.029 to 0.335; </w:t>
+      </w:r>
+      <w:r>
+        <w:rPr>
+          <w:i/>
+          <w:iCs/>
+        </w:rPr>
+        <w:t xml:space="preserve">τ²</w:t>
+      </w:r>
+      <w:r>
+        <w:t xml:space="preserve"> = 0.040) and calendar age has 0.065 (−0.089 to 0.219; </w:t>
+      </w:r>
+      <w:r>
+        <w:rPr>
+          <w:i/>
+          <w:iCs/>
+        </w:rPr>
+        <w:t xml:space="preserve">τ²</w:t>
+      </w:r>
+      <w:r>
+        <w:t xml:space="preserve"> = 0.051). Three repositories have a significantly positive coefficient on work age and three on calendar age in the joint specification, and none is significantly negative. The median within-repository correlation between the two ages is 0.74, and the median coefficient of variation of weekly merged pull requests is 0.83, so the data separate the two only in part. In a linear probability model with repository fixed effects, the coefficient on work age is 0.029 (cluster standard error 0.013; wild cluster bootstrap p = 0.087) and on calendar age it is −0.018 (0.011; p = 0.18).</w:t>
+      </w:r>
+    </w:p>
+    <w:p>
+      <w:pPr>
+        <w:pStyle w:val="FirstParagraph"/>
+      </w:pPr>
+      <w:r>
+        <w:t xml:space="preserve">We read these results as suggesting that the release hazard follows accumulated work more than calendar time, but not as conclusive. The pooled random-effects estimate excludes zero for work age and not for calendar age, which is the pattern H5 predicts and a fixed cadence does not, while the wild cluster bootstrap p-value for work age does not reach 5 percent and the two ages move together. H5 is partly supported.</w:t>
+      </w:r>
+    </w:p>
+    <w:p>
+      <w:pPr>
+        <w:pStyle w:val="Heading3"/>
+      </w:pPr>
+      <w:r>
+        <w:t xml:space="preserve">5.6 Additional Analyses: Release Content, Equivalence, and Heterogeneity</w:t>
+      </w:r>
+    </w:p>
+    <w:p>
+      <w:pPr>
+        <w:pStyle w:val="BodyText"/>
+      </w:pPr>
+      <w:r>
         <w:rPr>
           <w:b/>
           <w:bCs/>
         </w:rPr>
-        <w:t xml:space="preserve">Documented release policies.</w:t>
-      </w:r>
-      <w:r>
-        <w:t xml:space="preserve"> None of the contributing guides or release documents we collected states a release calendar. Those of anthropic-sdk-python and openai-python describe an automated release pull-request pipeline that publishes to PyPI, which fits their weekly cadence and frequent hot-fixes. autogen and TRL document manual, maintainer-triggered procedures (a version-bump pull request followed by a tag in autogen; a release branch and a separate branch for patch releases in TRL) without a cadence. The remaining repositories document contribution rules but not how releases are made. Documented policy therefore gives little independent evidence on cadence, and we rely on the release histories.</w:t>
-      </w:r>
-    </w:p>
-    <w:p>
-      <w:pPr>
-        <w:pStyle w:val="BodyText"/>
-      </w:pPr>
-      <w:r>
-        <w:t xml:space="preserve">Taken together with Section 5.1, the evidence is more consistent with the second explanation in Section 3.3 than with the first: we find no clear accumulating error state to which a state-dependent rule could have responded, and release timing follows user activity and accumulated work, and perhaps the calendar, but not distinguishably errors (Sections 5.3 to 5.5). We cannot exclude that maintainers would also be inattentive if such a state existed.</w:t>
-      </w:r>
-    </w:p>
-    <w:p>
-      <w:pPr>
-        <w:pStyle w:val="Heading3"/>
-      </w:pPr>
-      <w:r>
-        <w:t xml:space="preserve">5.3 RQ3: Releases Respond to User Activity, with No Distinguishable Extra Response to Bug Reports</w:t>
-      </w:r>
-    </w:p>
-    <w:p>
-      <w:pPr>
-        <w:pStyle w:val="FirstParagraph"/>
-      </w:pPr>
-      <w:r>
-        <w:t xml:space="preserve">Releases respond to the volume of user issues. With non-bug issues held fixed, one standard deviation more bug reports (in logs) in the previous week raises the log-odds of a release by 0.261 (clustered standard error 0.095; p = 0.01; wild cluster bootstrap p = 0.01). </w:t>
-      </w:r>
-      <w:r>
-        <w:rPr/>
-        <w:t xml:space="preserve">One standard deviation more non-bug issues in the same model raises the log-odds by 0.233 (0.082; wild cluster bootstrap p &lt; 0.01), close to the effect of bug reports, so releases follow the overall flow of user reports at least as much as they follow defects.</w:t>
-      </w:r>
-      <w:r>
-        <w:t xml:space="preserve"> The three-week average of bug reports gives 0.332 (0.108; wild cluster bootstrap p = 0.01), and the three lags entered separately give 0.184, 0.096, and 0.055.</w:t>
-      </w:r>
-    </w:p>
-    <w:p>
-      <w:pPr>
-        <w:pStyle w:val="FirstParagraph"/>
-      </w:pPr>
-      <w:r>
-        <w:t xml:space="preserve">Holding total issues fixed instead, the coefficient on bug reports is 0.191 (0.123; p = 0.12; wild cluster bootstrap p = 0.20) and that on total issues is 0.225 (0.105; wild cluster bootstrap p = 0.04), and the three-week average of bug reports gives 0.272 (0.123; p = 0.03; wild cluster bootstrap p = 0.06). The positive sign leaves room for some response to bug reports beyond overall volume, but it is not significant at the 5 percent level under the wild cluster bootstrap for either measure. An approximate 95 percent interval for the one-week coefficient runs from −0.05 to 0.43 in log-odds, which is compatible with no extra response and with an increase in the odds of a release of up to about 54 percent per standard deviation.</w:t>
-      </w:r>
-    </w:p>
-    <w:p>
-      <w:pPr>
-        <w:pStyle w:val="FirstParagraph"/>
-      </w:pPr>
-      <w:r>
-        <w:t xml:space="preserve">Hot-fixes do not appear to account for these patterns. Dropping the week right after a release, where hot-fixes follow the burst of issues that the release provokes, gives 0.251 (0.092; wild cluster bootstrap p = 0.03) for the one-week lag and 0.318 (0.098; wild cluster bootstrap p = 0.01) for the three-week average with non-bug issues held fixed, and 0.143 (0.129; wild cluster bootstrap p = 0.32) and 0.218 (0.120; wild cluster bootstrap p = 0.11) with total issues held fixed. The coefficients on non-bug and total issues in these samples are 0.250 (0.078) and 0.303 (0.115). H4 is therefore partly supported: release timing responds to user activity, of which bug reports are a component, but we cannot show that it responds to bug reports as such. The test is more demanding than the age profile, because it asks whether an observable state moves releases, which state dependence requires, and only part of that state is a sign of degradation.</w:t>
-      </w:r>
-    </w:p>
-    <w:p>
-      <w:pPr>
-        <w:pStyle w:val="Heading3"/>
-      </w:pPr>
-      <w:r>
-        <w:t xml:space="preserve">5.4 RQ3: No Detectable Release Response to Upstream Model Launches</w:t>
-      </w:r>
-    </w:p>
-    <w:p>
-      <w:pPr>
-        <w:pStyle w:val="FirstParagraph"/>
-      </w:pPr>
-      <w:r>
-        <w:t xml:space="preserve">Across all 38 launches, the probability that a repository exposed to a launch releases in weeks 0 to 4 differs from that of unexposed repositories by −0.002 (standard error 0.018; wild cluster bootstrap p = 0.93), against a pre-launch weekly release rate of 0.42 in treated blocks. The 95 percent interval of −0.037 to 0.033 rules out effects larger than about 3.5 percentage points. For open-weights launches the estimate is 0.009 (0.019; p = 0.63) and for API launches it is −0.027 (0.030; p = 0.36). The estimates for regular releases are similar (−0.017 for all launches; p = 0.49). In weeks 5 to 8 the estimates are −0.011 (0.024), 0.004 (0.025), and −0.050 (0.025) for all, open-weights, and API launches. The event-time coefficients show no spike after a launch: the coefficient in week 0 is 0.057 (0.045), and those in weeks 1 to 4 lie between −0.095 and 0.009. The pre-launch coefficients are not individually significant, but the joint Wald tests are 6.25 (p = 0.10) for all launches and 7.00 (p = 0.07) for open-weights launches, so we cannot rule out differing pre-trends and we do not interpret the later-week estimate for API launches.</w:t>
-      </w:r>
-    </w:p>
-    <w:p>
-      <w:pPr>
-        <w:pStyle w:val="FirstParagraph"/>
-      </w:pPr>
-      <w:r>
-        <w:t xml:space="preserve">Release notes do mention new models. In exposed repositories, 143 of 334 repository-launch pairs (42.8 percent) have at least one release within eight weeks after the launch that mentions the launched model; the median delay is 10 days (interquartile range 1 to 24); and 287 of 1,901 releases after launch mention it, against 26 of 1,871 releases before. The match is by keyword and we have not validated it by hand, so some matches may be false positives. If most are correct, the pattern is consistent with the content of releases responding to a launch while their timing does not: support for a new model is shipped in releases that would probably have appeared anyway. H4 is not supported by the upstream signal either.</w:t>
-      </w:r>
-    </w:p>
-    <w:p>
-      <w:pPr>
-        <w:pStyle w:val="Heading3"/>
-      </w:pPr>
-      <w:r>
-        <w:t xml:space="preserve">5.5 RQ4: The Release Hazard Tends to Rise with Accumulated Work</w:t>
-      </w:r>
-    </w:p>
-    <w:p>
-      <w:pPr>
-        <w:pStyle w:val="FirstParagraph"/>
-      </w:pPr>
-      <w:r>
-        <w:t xml:space="preserve">For the hazard of a regular release, the pooled coefficient on calendar age alone (weeks since the last regular release) is 0.173 (95% CI 0.079 to 0.267; </w:t>
-      </w:r>
-      <w:r>
-        <w:rPr>
-          <w:i/>
-          <w:iCs/>
-        </w:rPr>
-        <w:t xml:space="preserve">τ²</w:t>
-      </w:r>
-      <w:r>
-        <w:t xml:space="preserve"> = 0.020), and on work age alone it is 0.223 (0.132 to 0.314; </w:t>
-      </w:r>
-      <w:r>
-        <w:rPr>
-          <w:i/>
-          <w:iCs/>
-        </w:rPr>
-        <w:t xml:space="preserve">τ²</w:t>
-      </w:r>
-      <w:r>
-        <w:t xml:space="preserve"> = 0.017). When both are included, work age has a pooled coefficient of 0.182 (0.029 to 0.335; </w:t>
-      </w:r>
-      <w:r>
-        <w:rPr>
-          <w:i/>
-          <w:iCs/>
-        </w:rPr>
-        <w:t xml:space="preserve">τ²</w:t>
-      </w:r>
-      <w:r>
-        <w:t xml:space="preserve"> = 0.040) and calendar age has 0.065 (−0.089 to 0.219; </w:t>
-      </w:r>
-      <w:r>
-        <w:rPr>
-          <w:i/>
-          <w:iCs/>
-        </w:rPr>
-        <w:t xml:space="preserve">τ²</w:t>
-      </w:r>
-      <w:r>
-        <w:t xml:space="preserve"> = 0.051). Three repositories have a significantly positive coefficient on work age and three on calendar age in the joint specification, and none is significantly negative. The median within-repository correlation between the two ages is 0.74, and the median coefficient of variation of weekly merged pull requests is 0.83, so the data separate the two only in part. In a linear probability model with repository fixed effects, the coefficient on work age is 0.029 (cluster standard error 0.013; wild cluster bootstrap p = 0.087) and on calendar age it is −0.018 (0.011; p = 0.18).</w:t>
-      </w:r>
-    </w:p>
-    <w:p>
-      <w:pPr>
-        <w:pStyle w:val="FirstParagraph"/>
-      </w:pPr>
-      <w:r>
-        <w:t xml:space="preserve">We read these results as suggesting that the release hazard follows accumulated work more than calendar time, but not as conclusive. The pooled random-effects estimate excludes zero for work age and not for calendar age, which is the pattern H5 predicts and a fixed cadence does not, while the wild cluster bootstrap p-value for work age does not reach 5 percent and the two ages move together. H5 is partly supported.</w:t>
-      </w:r>
-    </w:p>
-    <w:p>
-      <w:pPr>
-        <w:pStyle w:val="Heading3"/>
-      </w:pPr>
-      <w:r>
-        <w:t xml:space="preserve">5.6 Additional Analyses: Release Content, Equivalence, and Heterogeneity</w:t>
+        <w:t xml:space="preserve">Release content. </w:t>
+      </w:r>
+      <w:r>
+        <w:t xml:space="preserve">We keep 1,405 releases from all 19 repositories that have at least three itemized entries; on average 32 percent of the entries are fixes. The share of fix entries is, if anything, lower after weeks with more bug reports. One standard deviation more bug reports in the preceding four weeks changes the share by −0.021 (clustered standard error 0.008; p = 0.01; wild cluster bootstrap p = 0.07), controlling for non-bug issues, the time since the previous release, a trend, and repository fixed effects. The sign is opposite to the one a content response would imply, and the wild cluster bootstrap p-value does not reach 5 percent, so we find no evidence that the content of releases responds to bug reports either. A hand check of 12 randomly drawn entries found the two flagged as fixes to be fixes and none of the other ten to be an obvious fix, although one of them was a contributor name and not a change entry, which the classifier now excludes; this small check says nothing about the recall of the classifier, and the result should be read as exploratory.</w:t>
       </w:r>
     </w:p>
     <w:p>
@@ -5634,10 +5634,10 @@
           <w:b/>
           <w:bCs/>
         </w:rPr>
-        <w:t xml:space="preserve">Release content. </w:t>
-      </w:r>
-      <w:r>
-        <w:t xml:space="preserve">We keep 1,405 releases from all 19 repositories that have at least three itemized entries; on average 32 percent of the entries are fixes. The share of fix entries is, if anything, lower after weeks with more bug reports. One standard deviation more bug reports in the preceding four weeks changes the share by −0.021 (clustered standard error 0.008; p = 0.01; wild cluster bootstrap p = 0.07), controlling for non-bug issues, the time since the previous release, a trend, and repository fixed effects. The sign is opposite to the one a content response would imply, and the wild cluster bootstrap p-value does not reach 5 percent, so we find no evidence that the content of releases responds to bug reports either. A hand check of 12 randomly drawn entries found the two flagged as fixes to be fixes and none of the other ten to be an obvious fix, although one of them was a contributor name and not a change entry, which the classifier now excludes; this small check says nothing about the recall of the classifier, and the result should be read as exploratory.</w:t>
+        <w:t xml:space="preserve">Equivalence. </w:t>
+      </w:r>
+      <w:r>
+        <w:t xml:space="preserve">For the age slope of bug reports under specification (b), the pooled estimate (−0.003, SE 0.006) is statistically equivalent to zero within ±0.02 log points per week (TOST p = 0.004). Equivalence would hold for any bound above 0.013, and the minimum effect detectable with 80 percent power is 0.018. Under specification (d) equivalence at that bound is not established (estimate 0.017, SE 0.010; TOST p = 0.40; equivalence for any bound above 0.035; minimum detectable effect 0.029). For the launch event study the estimate (−0.002, SE 0.018) is equivalent to zero within ±5 percentage points (TOST p = 0.004; smallest bound 0.032; minimum detectable effect 0.050). For the one-week response to bug reports, equivalence within ±0.25 log-odds per standard deviation is not established, with total issues held fixed (estimate 0.191, SE 0.123; TOST p = 0.32; smallest bound 0.39) or with non-bug issues held fixed (0.261, SE 0.095; TOST p = 0.55; smallest bound 0.42), as expected when the estimates are themselves positive. The bounds are anchored to the data, which is why the smallest bound for equivalence is reported as well.</w:t>
       </w:r>
     </w:p>
     <w:p>
@@ -5649,25 +5649,10 @@
           <w:b/>
           <w:bCs/>
         </w:rPr>
-        <w:t xml:space="preserve">Equivalence. </w:t>
-      </w:r>
-      <w:r>
-        <w:t xml:space="preserve">For the age slope of bug reports under specification (b), the pooled estimate (−0.003, SE 0.006) is statistically equivalent to zero within ±0.02 log points per week (TOST p = 0.004). Equivalence would hold for any bound above 0.013, and the minimum effect detectable with 80 percent power is 0.018. Under specification (d) equivalence at that bound is not established (estimate 0.017, SE 0.010; TOST p = 0.40; equivalence for any bound above 0.035; minimum detectable effect 0.029). For the launch event study the estimate (−0.002, SE 0.018) is equivalent to zero within ±5 percentage points (TOST p = 0.004; smallest bound 0.032; minimum detectable effect 0.050). For the one-week response to bug reports, equivalence within ±0.25 log-odds per standard deviation is not established, with total issues held fixed (estimate 0.191, SE 0.123; TOST p = 0.32; smallest bound 0.39) or with non-bug issues held fixed (0.261, SE 0.095; TOST p = 0.55; smallest bound 0.42), as expected when the estimates are themselves positive. The bounds are anchored to the data, which is why the smallest bound for equivalence is reported as well.</w:t>
-      </w:r>
-    </w:p>
-    <w:p>
-      <w:pPr>
-        <w:pStyle w:val="BodyText"/>
-      </w:pPr>
-      <w:r>
-        <w:rPr>
-          <w:b/>
-          <w:bCs/>
-        </w:rPr>
         <w:t xml:space="preserve">Heterogeneity. </w:t>
       </w:r>
       <w:r>
-        <w:t xml:space="preserve">Excluding the two repositories with automated release pipelines (anthropic-sdk-python and openai-python) leaves the conclusions unchanged. The pooled age slope is −0.003 under specification (b) (95% CI −0.015 to 0.010) and +0.019 under (d) (−0.007 to 0.044), and the coefficient on bug reports with non-bug issues held fixed rises to 0.304 (SE 0.093). The thirteen slower releasers give 0.000 under (b) (−0.009 to 0.009), +0.015 under (d) (−0.006 to 0.034), and 0.211 (SE 0.082) for the response to bug reports. For the six weekly releasers (a median gap of at most one week between release weeks among all collected releases; Table 1 lists seven repositories with a median cycle of one week) the (b) estimate is imprecise (−0.033; −0.104 to 0.038), and the (d) estimate (0.248; 0.077 to 0.418) rests on few observations beyond the third week after a release and is not reliable. Within categories of three repositories the estimates are too imprecise to interpret; agent frameworks show a response to bug reports of 0.709 (SE 0.134) and inference engines an age slope under (d) of 0.045 (0.002 to 0.087), which we treat as exploratory.</w:t>
+        <w:t xml:space="preserve">Excluding the two repositories that may rely on automated release pipelines (anthropic-sdk-python and openai-python) leaves the conclusions unchanged. The pooled age slope is −0.003 under specification (b) (95% CI −0.015 to 0.010) and +0.019 under (d) (−0.007 to 0.044), and the coefficient on bug reports with non-bug issues held fixed rises to 0.304 (SE 0.093). The thirteen slower releasers give 0.000 under (b) (−0.009 to 0.009), +0.015 under (d) (−0.006 to 0.034), and 0.211 (SE 0.082) for the response to bug reports. For the six weekly releasers (a median gap of at most one week between release weeks among all collected releases; Table 1 lists seven repositories with a median cycle of one week) the (b) estimate is imprecise (−0.033; −0.104 to 0.038), and the (d) estimate (0.248; 0.077 to 0.418) rests on few observations beyond the third week after a release and is not reliable. Within categories of three repositories the estimates are too imprecise to interpret; agent frameworks show a response to bug reports of 0.709 (SE 0.134) and inference engines an age slope under (d) of 0.045 (0.002 to 0.087), which we treat as exploratory.</w:t>
       </w:r>
     </w:p>
     <w:p>
